--- a/关于python与agent学习概念.docx
+++ b/关于python与agent学习概念.docx
@@ -14,7 +14,7 @@
           <w:rFonts w:hint="eastAsia"/>
           <w:lang w:val="en-US" w:eastAsia="zh-CN"/>
         </w:rPr>
-        <w:t xml:space="preserve"># </w:t>
+        <w:t># 切换</w:t>
       </w:r>
       <w:bookmarkStart w:id="0" w:name="_GoBack"/>
       <w:bookmarkEnd w:id="0"/>

--- a/关于python与agent学习概念.docx
+++ b/关于python与agent学习概念.docx
@@ -14,7 +14,7 @@
           <w:rFonts w:hint="eastAsia"/>
           <w:lang w:val="en-US" w:eastAsia="zh-CN"/>
         </w:rPr>
-        <w:t># 切换</w:t>
+        <w:t># 切换模式</w:t>
       </w:r>
       <w:bookmarkStart w:id="0" w:name="_GoBack"/>
       <w:bookmarkEnd w:id="0"/>

--- a/关于python与agent学习概念.docx
+++ b/关于python与agent学习概念.docx
@@ -5,19 +5,946 @@
     <w:p>
       <w:pPr>
         <w:rPr>
-          <w:rFonts w:hint="default" w:eastAsiaTheme="minorEastAsia"/>
-          <w:lang w:val="en-US" w:eastAsia="zh-CN"/>
-        </w:rPr>
-      </w:pPr>
-      <w:r>
-        <w:rPr>
-          <w:rFonts w:hint="eastAsia"/>
-          <w:lang w:val="en-US" w:eastAsia="zh-CN"/>
-        </w:rPr>
-        <w:t># 切换模式</w:t>
+          <w:rFonts w:hint="eastAsia"/>
+          <w:b/>
+          <w:bCs/>
+          <w:sz w:val="36"/>
+          <w:szCs w:val="36"/>
+          <w:lang w:val="en-US" w:eastAsia="zh-CN"/>
+        </w:rPr>
+      </w:pPr>
+      <w:r>
+        <w:rPr>
+          <w:rFonts w:hint="eastAsia"/>
+          <w:b/>
+          <w:bCs/>
+          <w:sz w:val="36"/>
+          <w:szCs w:val="36"/>
+          <w:lang w:val="en-US" w:eastAsia="zh-CN"/>
+        </w:rPr>
+        <w:t>### python概念</w:t>
+      </w:r>
+    </w:p>
+    <w:p>
+      <w:pPr>
+        <w:numPr>
+          <w:ilvl w:val="0"/>
+          <w:numId w:val="1"/>
+        </w:numPr>
+        <w:rPr>
+          <w:rFonts w:hint="eastAsia"/>
+          <w:b/>
+          <w:bCs/>
+          <w:sz w:val="28"/>
+          <w:szCs w:val="28"/>
+          <w:lang w:val="en-US" w:eastAsia="zh-CN"/>
+        </w:rPr>
+      </w:pPr>
+      <w:r>
+        <w:rPr>
+          <w:rFonts w:hint="eastAsia"/>
+          <w:b/>
+          <w:bCs/>
+          <w:sz w:val="28"/>
+          <w:szCs w:val="28"/>
+          <w:lang w:val="en-US" w:eastAsia="zh-CN"/>
+        </w:rPr>
+        <w:t>path环境变量的作用</w:t>
+      </w:r>
+    </w:p>
+    <w:p>
+      <w:pPr>
+        <w:numPr>
+          <w:numId w:val="0"/>
+        </w:numPr>
+        <w:rPr>
+          <w:rFonts w:hint="eastAsia"/>
+          <w:b w:val="0"/>
+          <w:bCs w:val="0"/>
+          <w:sz w:val="24"/>
+          <w:szCs w:val="24"/>
+          <w:lang w:val="en-US" w:eastAsia="zh-CN"/>
+        </w:rPr>
+      </w:pPr>
+      <w:r>
+        <w:rPr>
+          <w:rFonts w:hint="eastAsia"/>
+          <w:b w:val="0"/>
+          <w:bCs w:val="0"/>
+          <w:sz w:val="24"/>
+          <w:szCs w:val="24"/>
+          <w:lang w:val="en-US" w:eastAsia="zh-CN"/>
+        </w:rPr>
+        <w:t>答：告诉电脑输入命令时，应该去哪些目录找这个命令对应的可执行文件去执行。</w:t>
+      </w:r>
+    </w:p>
+    <w:p>
+      <w:pPr>
+        <w:numPr>
+          <w:ilvl w:val="0"/>
+          <w:numId w:val="1"/>
+        </w:numPr>
+        <w:ind w:left="0" w:leftChars="0" w:firstLine="0" w:firstLineChars="0"/>
+        <w:rPr>
+          <w:rFonts w:hint="eastAsia"/>
+          <w:b/>
+          <w:bCs/>
+          <w:sz w:val="28"/>
+          <w:szCs w:val="28"/>
+          <w:lang w:val="en-US" w:eastAsia="zh-CN"/>
+        </w:rPr>
+      </w:pPr>
+      <w:r>
+        <w:rPr>
+          <w:rFonts w:hint="eastAsia"/>
+          <w:b/>
+          <w:bCs/>
+          <w:sz w:val="28"/>
+          <w:szCs w:val="28"/>
+          <w:lang w:val="en-US" w:eastAsia="zh-CN"/>
+        </w:rPr>
+        <w:t>命名规则是？</w:t>
+      </w:r>
+    </w:p>
+    <w:p>
+      <w:pPr>
+        <w:numPr>
+          <w:numId w:val="0"/>
+        </w:numPr>
+        <w:ind w:leftChars="0"/>
+        <w:rPr>
+          <w:rFonts w:hint="default"/>
+          <w:b/>
+          <w:bCs/>
+          <w:sz w:val="28"/>
+          <w:szCs w:val="28"/>
+          <w:lang w:val="en-US" w:eastAsia="zh-CN"/>
+        </w:rPr>
+      </w:pPr>
+      <w:r>
+        <w:rPr>
+          <w:rFonts w:hint="eastAsia"/>
+          <w:b w:val="0"/>
+          <w:bCs w:val="0"/>
+          <w:sz w:val="24"/>
+          <w:szCs w:val="24"/>
+          <w:lang w:val="en-US" w:eastAsia="zh-CN"/>
+        </w:rPr>
+        <w:t>答：只能包含字母和数字和下划线。数字不能开头、不能用关键字</w:t>
+      </w:r>
+    </w:p>
+    <w:p>
+      <w:pPr>
+        <w:numPr>
+          <w:numId w:val="0"/>
+        </w:numPr>
+        <w:rPr>
+          <w:rFonts w:hint="default"/>
+          <w:b/>
+          <w:bCs/>
+          <w:sz w:val="28"/>
+          <w:szCs w:val="28"/>
+          <w:lang w:val="en-US" w:eastAsia="zh-CN"/>
+        </w:rPr>
+      </w:pPr>
+      <w:r>
+        <w:rPr>
+          <w:rFonts w:hint="eastAsia"/>
+          <w:b/>
+          <w:bCs/>
+          <w:sz w:val="28"/>
+          <w:szCs w:val="28"/>
+          <w:lang w:val="en-US" w:eastAsia="zh-CN"/>
+        </w:rPr>
+        <w:t>3、常见的数据类型？</w:t>
+      </w:r>
+    </w:p>
+    <w:p>
+      <w:pPr>
+        <w:numPr>
+          <w:numId w:val="0"/>
+        </w:numPr>
+        <w:rPr>
+          <w:rFonts w:hint="default"/>
+          <w:b/>
+          <w:bCs/>
+          <w:sz w:val="28"/>
+          <w:szCs w:val="28"/>
+          <w:lang w:val="en-US" w:eastAsia="zh-CN"/>
+        </w:rPr>
+      </w:pPr>
+      <w:r>
+        <w:rPr>
+          <w:rFonts w:hint="eastAsia"/>
+          <w:b w:val="0"/>
+          <w:bCs w:val="0"/>
+          <w:sz w:val="24"/>
+          <w:szCs w:val="24"/>
+          <w:lang w:val="en-US" w:eastAsia="zh-CN"/>
+        </w:rPr>
+        <w:t>答：int、float、str、bool、NoneType</w:t>
+      </w:r>
+    </w:p>
+    <w:p>
+      <w:pPr>
+        <w:numPr>
+          <w:numId w:val="0"/>
+        </w:numPr>
+        <w:rPr>
+          <w:rFonts w:hint="default"/>
+          <w:b/>
+          <w:bCs/>
+          <w:sz w:val="28"/>
+          <w:szCs w:val="28"/>
+          <w:lang w:val="en-US" w:eastAsia="zh-CN"/>
+        </w:rPr>
+      </w:pPr>
+      <w:r>
+        <w:rPr>
+          <w:rFonts w:hint="eastAsia"/>
+          <w:b/>
+          <w:bCs/>
+          <w:sz w:val="28"/>
+          <w:szCs w:val="28"/>
+          <w:lang w:val="en-US" w:eastAsia="zh-CN"/>
+        </w:rPr>
+        <w:t>4、逻辑运算符有？</w:t>
+      </w:r>
+    </w:p>
+    <w:p>
+      <w:pPr>
+        <w:numPr>
+          <w:numId w:val="0"/>
+        </w:numPr>
+        <w:rPr>
+          <w:rFonts w:hint="default"/>
+          <w:b/>
+          <w:bCs/>
+          <w:sz w:val="28"/>
+          <w:szCs w:val="28"/>
+          <w:lang w:val="en-US" w:eastAsia="zh-CN"/>
+        </w:rPr>
+      </w:pPr>
+      <w:r>
+        <w:rPr>
+          <w:rFonts w:hint="eastAsia"/>
+          <w:b w:val="0"/>
+          <w:bCs w:val="0"/>
+          <w:sz w:val="24"/>
+          <w:szCs w:val="24"/>
+          <w:lang w:val="en-US" w:eastAsia="zh-CN"/>
+        </w:rPr>
+        <w:t>答：and、or、not</w:t>
       </w:r>
       <w:bookmarkStart w:id="0" w:name="_GoBack"/>
       <w:bookmarkEnd w:id="0"/>
+    </w:p>
+    <w:p>
+      <w:pPr>
+        <w:numPr>
+          <w:numId w:val="0"/>
+        </w:numPr>
+        <w:rPr>
+          <w:rFonts w:hint="default"/>
+          <w:b/>
+          <w:bCs/>
+          <w:sz w:val="28"/>
+          <w:szCs w:val="28"/>
+          <w:lang w:val="en-US" w:eastAsia="zh-CN"/>
+        </w:rPr>
+      </w:pPr>
+      <w:r>
+        <w:rPr>
+          <w:rFonts w:hint="eastAsia"/>
+          <w:b/>
+          <w:bCs/>
+          <w:sz w:val="28"/>
+          <w:szCs w:val="28"/>
+          <w:lang w:val="en-US" w:eastAsia="zh-CN"/>
+        </w:rPr>
+        <w:t>5、break和continue关键字的区别是？</w:t>
+      </w:r>
+    </w:p>
+    <w:p>
+      <w:pPr>
+        <w:numPr>
+          <w:numId w:val="0"/>
+        </w:numPr>
+        <w:rPr>
+          <w:rFonts w:hint="default"/>
+          <w:b/>
+          <w:bCs/>
+          <w:sz w:val="28"/>
+          <w:szCs w:val="28"/>
+          <w:lang w:val="en-US" w:eastAsia="zh-CN"/>
+        </w:rPr>
+      </w:pPr>
+      <w:r>
+        <w:rPr>
+          <w:rFonts w:hint="eastAsia"/>
+          <w:b w:val="0"/>
+          <w:bCs w:val="0"/>
+          <w:sz w:val="24"/>
+          <w:szCs w:val="24"/>
+          <w:lang w:val="en-US" w:eastAsia="zh-CN"/>
+        </w:rPr>
+        <w:t>答：break、continue只能在循环里，break是直接跳出循环、continue中断这个循环，直接进入下一个循环</w:t>
+      </w:r>
+    </w:p>
+    <w:p>
+      <w:pPr>
+        <w:numPr>
+          <w:numId w:val="0"/>
+        </w:numPr>
+        <w:rPr>
+          <w:rFonts w:hint="default"/>
+          <w:b/>
+          <w:bCs/>
+          <w:sz w:val="28"/>
+          <w:szCs w:val="28"/>
+          <w:lang w:val="en-US" w:eastAsia="zh-CN"/>
+        </w:rPr>
+      </w:pPr>
+      <w:r>
+        <w:rPr>
+          <w:rFonts w:hint="eastAsia"/>
+          <w:b/>
+          <w:bCs/>
+          <w:sz w:val="28"/>
+          <w:szCs w:val="28"/>
+          <w:lang w:val="en-US" w:eastAsia="zh-CN"/>
+        </w:rPr>
+        <w:t>6、数据容器有？</w:t>
+      </w:r>
+    </w:p>
+    <w:p>
+      <w:pPr>
+        <w:numPr>
+          <w:numId w:val="0"/>
+        </w:numPr>
+        <w:rPr>
+          <w:rFonts w:hint="default"/>
+          <w:b/>
+          <w:bCs/>
+          <w:sz w:val="28"/>
+          <w:szCs w:val="28"/>
+          <w:lang w:val="en-US" w:eastAsia="zh-CN"/>
+        </w:rPr>
+      </w:pPr>
+      <w:r>
+        <w:rPr>
+          <w:rFonts w:hint="eastAsia"/>
+          <w:b w:val="0"/>
+          <w:bCs w:val="0"/>
+          <w:sz w:val="24"/>
+          <w:szCs w:val="24"/>
+          <w:lang w:val="en-US" w:eastAsia="zh-CN"/>
+        </w:rPr>
+        <w:t>答：列表(list)、字符串(str)、元组(tuple)、集合(set)、字典(dict)</w:t>
+      </w:r>
+    </w:p>
+    <w:p>
+      <w:pPr>
+        <w:numPr>
+          <w:numId w:val="0"/>
+        </w:numPr>
+        <w:rPr>
+          <w:rFonts w:hint="eastAsia"/>
+          <w:b/>
+          <w:bCs/>
+          <w:sz w:val="28"/>
+          <w:szCs w:val="28"/>
+          <w:lang w:val="en-US" w:eastAsia="zh-CN"/>
+        </w:rPr>
+      </w:pPr>
+      <w:r>
+        <w:rPr>
+          <w:rFonts w:hint="eastAsia"/>
+          <w:b/>
+          <w:bCs/>
+          <w:sz w:val="28"/>
+          <w:szCs w:val="28"/>
+          <w:lang w:val="en-US" w:eastAsia="zh-CN"/>
+        </w:rPr>
+        <w:t>7、</w:t>
+      </w:r>
+    </w:p>
+    <w:p>
+      <w:pPr>
+        <w:numPr>
+          <w:numId w:val="0"/>
+        </w:numPr>
+        <w:rPr>
+          <w:rFonts w:hint="eastAsia"/>
+          <w:b/>
+          <w:bCs/>
+          <w:sz w:val="28"/>
+          <w:szCs w:val="28"/>
+          <w:lang w:val="en-US" w:eastAsia="zh-CN"/>
+        </w:rPr>
+      </w:pPr>
+      <w:r>
+        <w:rPr>
+          <w:rFonts w:hint="eastAsia"/>
+          <w:b w:val="0"/>
+          <w:bCs w:val="0"/>
+          <w:sz w:val="24"/>
+          <w:szCs w:val="24"/>
+          <w:lang w:val="en-US" w:eastAsia="zh-CN"/>
+        </w:rPr>
+        <w:t>答：</w:t>
+      </w:r>
+    </w:p>
+    <w:p>
+      <w:pPr>
+        <w:numPr>
+          <w:numId w:val="0"/>
+        </w:numPr>
+        <w:rPr>
+          <w:rFonts w:hint="eastAsia"/>
+          <w:b/>
+          <w:bCs/>
+          <w:sz w:val="28"/>
+          <w:szCs w:val="28"/>
+          <w:lang w:val="en-US" w:eastAsia="zh-CN"/>
+        </w:rPr>
+      </w:pPr>
+      <w:r>
+        <w:rPr>
+          <w:rFonts w:hint="eastAsia"/>
+          <w:b/>
+          <w:bCs/>
+          <w:sz w:val="28"/>
+          <w:szCs w:val="28"/>
+          <w:lang w:val="en-US" w:eastAsia="zh-CN"/>
+        </w:rPr>
+        <w:t>8、</w:t>
+      </w:r>
+    </w:p>
+    <w:p>
+      <w:pPr>
+        <w:numPr>
+          <w:numId w:val="0"/>
+        </w:numPr>
+        <w:rPr>
+          <w:rFonts w:hint="eastAsia"/>
+          <w:b/>
+          <w:bCs/>
+          <w:sz w:val="28"/>
+          <w:szCs w:val="28"/>
+          <w:lang w:val="en-US" w:eastAsia="zh-CN"/>
+        </w:rPr>
+      </w:pPr>
+      <w:r>
+        <w:rPr>
+          <w:rFonts w:hint="eastAsia"/>
+          <w:b w:val="0"/>
+          <w:bCs w:val="0"/>
+          <w:sz w:val="24"/>
+          <w:szCs w:val="24"/>
+          <w:lang w:val="en-US" w:eastAsia="zh-CN"/>
+        </w:rPr>
+        <w:t>答：</w:t>
+      </w:r>
+    </w:p>
+    <w:p>
+      <w:pPr>
+        <w:numPr>
+          <w:numId w:val="0"/>
+        </w:numPr>
+        <w:rPr>
+          <w:rFonts w:hint="eastAsia"/>
+          <w:b/>
+          <w:bCs/>
+          <w:sz w:val="28"/>
+          <w:szCs w:val="28"/>
+          <w:lang w:val="en-US" w:eastAsia="zh-CN"/>
+        </w:rPr>
+      </w:pPr>
+      <w:r>
+        <w:rPr>
+          <w:rFonts w:hint="eastAsia"/>
+          <w:b/>
+          <w:bCs/>
+          <w:sz w:val="28"/>
+          <w:szCs w:val="28"/>
+          <w:lang w:val="en-US" w:eastAsia="zh-CN"/>
+        </w:rPr>
+        <w:t>9、</w:t>
+      </w:r>
+    </w:p>
+    <w:p>
+      <w:pPr>
+        <w:numPr>
+          <w:numId w:val="0"/>
+        </w:numPr>
+        <w:rPr>
+          <w:rFonts w:hint="eastAsia"/>
+          <w:b/>
+          <w:bCs/>
+          <w:sz w:val="28"/>
+          <w:szCs w:val="28"/>
+          <w:lang w:val="en-US" w:eastAsia="zh-CN"/>
+        </w:rPr>
+      </w:pPr>
+      <w:r>
+        <w:rPr>
+          <w:rFonts w:hint="eastAsia"/>
+          <w:b w:val="0"/>
+          <w:bCs w:val="0"/>
+          <w:sz w:val="24"/>
+          <w:szCs w:val="24"/>
+          <w:lang w:val="en-US" w:eastAsia="zh-CN"/>
+        </w:rPr>
+        <w:t>答：</w:t>
+      </w:r>
+    </w:p>
+    <w:p>
+      <w:pPr>
+        <w:numPr>
+          <w:numId w:val="0"/>
+        </w:numPr>
+        <w:rPr>
+          <w:rFonts w:hint="eastAsia"/>
+          <w:b/>
+          <w:bCs/>
+          <w:sz w:val="28"/>
+          <w:szCs w:val="28"/>
+          <w:lang w:val="en-US" w:eastAsia="zh-CN"/>
+        </w:rPr>
+      </w:pPr>
+      <w:r>
+        <w:rPr>
+          <w:rFonts w:hint="eastAsia"/>
+          <w:b/>
+          <w:bCs/>
+          <w:sz w:val="28"/>
+          <w:szCs w:val="28"/>
+          <w:lang w:val="en-US" w:eastAsia="zh-CN"/>
+        </w:rPr>
+        <w:t>10、</w:t>
+      </w:r>
+    </w:p>
+    <w:p>
+      <w:pPr>
+        <w:numPr>
+          <w:numId w:val="0"/>
+        </w:numPr>
+        <w:rPr>
+          <w:rFonts w:hint="eastAsia"/>
+          <w:b/>
+          <w:bCs/>
+          <w:sz w:val="28"/>
+          <w:szCs w:val="28"/>
+          <w:lang w:val="en-US" w:eastAsia="zh-CN"/>
+        </w:rPr>
+      </w:pPr>
+      <w:r>
+        <w:rPr>
+          <w:rFonts w:hint="eastAsia"/>
+          <w:b w:val="0"/>
+          <w:bCs w:val="0"/>
+          <w:sz w:val="24"/>
+          <w:szCs w:val="24"/>
+          <w:lang w:val="en-US" w:eastAsia="zh-CN"/>
+        </w:rPr>
+        <w:t>答：</w:t>
+      </w:r>
+    </w:p>
+    <w:p>
+      <w:pPr>
+        <w:numPr>
+          <w:numId w:val="0"/>
+        </w:numPr>
+        <w:rPr>
+          <w:rFonts w:hint="eastAsia"/>
+          <w:b/>
+          <w:bCs/>
+          <w:sz w:val="28"/>
+          <w:szCs w:val="28"/>
+          <w:lang w:val="en-US" w:eastAsia="zh-CN"/>
+        </w:rPr>
+      </w:pPr>
+      <w:r>
+        <w:rPr>
+          <w:rFonts w:hint="eastAsia"/>
+          <w:b/>
+          <w:bCs/>
+          <w:sz w:val="28"/>
+          <w:szCs w:val="28"/>
+          <w:lang w:val="en-US" w:eastAsia="zh-CN"/>
+        </w:rPr>
+        <w:t>11、</w:t>
+      </w:r>
+    </w:p>
+    <w:p>
+      <w:pPr>
+        <w:numPr>
+          <w:numId w:val="0"/>
+        </w:numPr>
+        <w:rPr>
+          <w:rFonts w:hint="eastAsia"/>
+          <w:b/>
+          <w:bCs/>
+          <w:sz w:val="28"/>
+          <w:szCs w:val="28"/>
+          <w:lang w:val="en-US" w:eastAsia="zh-CN"/>
+        </w:rPr>
+      </w:pPr>
+      <w:r>
+        <w:rPr>
+          <w:rFonts w:hint="eastAsia"/>
+          <w:b w:val="0"/>
+          <w:bCs w:val="0"/>
+          <w:sz w:val="24"/>
+          <w:szCs w:val="24"/>
+          <w:lang w:val="en-US" w:eastAsia="zh-CN"/>
+        </w:rPr>
+        <w:t>答：</w:t>
+      </w:r>
+    </w:p>
+    <w:p>
+      <w:pPr>
+        <w:numPr>
+          <w:numId w:val="0"/>
+        </w:numPr>
+        <w:rPr>
+          <w:rFonts w:hint="eastAsia"/>
+          <w:b/>
+          <w:bCs/>
+          <w:sz w:val="28"/>
+          <w:szCs w:val="28"/>
+          <w:lang w:val="en-US" w:eastAsia="zh-CN"/>
+        </w:rPr>
+      </w:pPr>
+      <w:r>
+        <w:rPr>
+          <w:rFonts w:hint="eastAsia"/>
+          <w:b/>
+          <w:bCs/>
+          <w:sz w:val="28"/>
+          <w:szCs w:val="28"/>
+          <w:lang w:val="en-US" w:eastAsia="zh-CN"/>
+        </w:rPr>
+        <w:t>12、</w:t>
+      </w:r>
+    </w:p>
+    <w:p>
+      <w:pPr>
+        <w:numPr>
+          <w:numId w:val="0"/>
+        </w:numPr>
+        <w:rPr>
+          <w:rFonts w:hint="eastAsia"/>
+          <w:b/>
+          <w:bCs/>
+          <w:sz w:val="28"/>
+          <w:szCs w:val="28"/>
+          <w:lang w:val="en-US" w:eastAsia="zh-CN"/>
+        </w:rPr>
+      </w:pPr>
+      <w:r>
+        <w:rPr>
+          <w:rFonts w:hint="eastAsia"/>
+          <w:b w:val="0"/>
+          <w:bCs w:val="0"/>
+          <w:sz w:val="24"/>
+          <w:szCs w:val="24"/>
+          <w:lang w:val="en-US" w:eastAsia="zh-CN"/>
+        </w:rPr>
+        <w:t>答：</w:t>
+      </w:r>
+    </w:p>
+    <w:p>
+      <w:pPr>
+        <w:numPr>
+          <w:numId w:val="0"/>
+        </w:numPr>
+        <w:rPr>
+          <w:rFonts w:hint="eastAsia"/>
+          <w:b/>
+          <w:bCs/>
+          <w:sz w:val="28"/>
+          <w:szCs w:val="28"/>
+          <w:lang w:val="en-US" w:eastAsia="zh-CN"/>
+        </w:rPr>
+      </w:pPr>
+      <w:r>
+        <w:rPr>
+          <w:rFonts w:hint="eastAsia"/>
+          <w:b/>
+          <w:bCs/>
+          <w:sz w:val="28"/>
+          <w:szCs w:val="28"/>
+          <w:lang w:val="en-US" w:eastAsia="zh-CN"/>
+        </w:rPr>
+        <w:t>13、</w:t>
+      </w:r>
+    </w:p>
+    <w:p>
+      <w:pPr>
+        <w:numPr>
+          <w:numId w:val="0"/>
+        </w:numPr>
+        <w:rPr>
+          <w:rFonts w:hint="eastAsia"/>
+          <w:b w:val="0"/>
+          <w:bCs w:val="0"/>
+          <w:sz w:val="24"/>
+          <w:szCs w:val="24"/>
+          <w:lang w:val="en-US" w:eastAsia="zh-CN"/>
+        </w:rPr>
+      </w:pPr>
+      <w:r>
+        <w:rPr>
+          <w:rFonts w:hint="eastAsia"/>
+          <w:b w:val="0"/>
+          <w:bCs w:val="0"/>
+          <w:sz w:val="24"/>
+          <w:szCs w:val="24"/>
+          <w:lang w:val="en-US" w:eastAsia="zh-CN"/>
+        </w:rPr>
+        <w:t>答：</w:t>
+      </w:r>
+    </w:p>
+    <w:p>
+      <w:pPr>
+        <w:numPr>
+          <w:numId w:val="0"/>
+        </w:numPr>
+        <w:rPr>
+          <w:rFonts w:hint="eastAsia"/>
+          <w:b/>
+          <w:bCs/>
+          <w:sz w:val="28"/>
+          <w:szCs w:val="28"/>
+          <w:lang w:val="en-US" w:eastAsia="zh-CN"/>
+        </w:rPr>
+      </w:pPr>
+      <w:r>
+        <w:rPr>
+          <w:rFonts w:hint="eastAsia"/>
+          <w:b/>
+          <w:bCs/>
+          <w:sz w:val="28"/>
+          <w:szCs w:val="28"/>
+          <w:lang w:val="en-US" w:eastAsia="zh-CN"/>
+        </w:rPr>
+        <w:t>14、</w:t>
+      </w:r>
+    </w:p>
+    <w:p>
+      <w:pPr>
+        <w:numPr>
+          <w:numId w:val="0"/>
+        </w:numPr>
+        <w:rPr>
+          <w:rFonts w:hint="eastAsia"/>
+          <w:b/>
+          <w:bCs/>
+          <w:sz w:val="28"/>
+          <w:szCs w:val="28"/>
+          <w:lang w:val="en-US" w:eastAsia="zh-CN"/>
+        </w:rPr>
+      </w:pPr>
+      <w:r>
+        <w:rPr>
+          <w:rFonts w:hint="eastAsia"/>
+          <w:b w:val="0"/>
+          <w:bCs w:val="0"/>
+          <w:sz w:val="24"/>
+          <w:szCs w:val="24"/>
+          <w:lang w:val="en-US" w:eastAsia="zh-CN"/>
+        </w:rPr>
+        <w:t>答：</w:t>
+      </w:r>
+    </w:p>
+    <w:p>
+      <w:pPr>
+        <w:numPr>
+          <w:numId w:val="0"/>
+        </w:numPr>
+        <w:rPr>
+          <w:rFonts w:hint="eastAsia"/>
+          <w:b/>
+          <w:bCs/>
+          <w:sz w:val="28"/>
+          <w:szCs w:val="28"/>
+          <w:lang w:val="en-US" w:eastAsia="zh-CN"/>
+        </w:rPr>
+      </w:pPr>
+      <w:r>
+        <w:rPr>
+          <w:rFonts w:hint="eastAsia"/>
+          <w:b/>
+          <w:bCs/>
+          <w:sz w:val="28"/>
+          <w:szCs w:val="28"/>
+          <w:lang w:val="en-US" w:eastAsia="zh-CN"/>
+        </w:rPr>
+        <w:t>15、</w:t>
+      </w:r>
+    </w:p>
+    <w:p>
+      <w:pPr>
+        <w:numPr>
+          <w:numId w:val="0"/>
+        </w:numPr>
+        <w:rPr>
+          <w:rFonts w:hint="eastAsia"/>
+          <w:b/>
+          <w:bCs/>
+          <w:sz w:val="28"/>
+          <w:szCs w:val="28"/>
+          <w:lang w:val="en-US" w:eastAsia="zh-CN"/>
+        </w:rPr>
+      </w:pPr>
+      <w:r>
+        <w:rPr>
+          <w:rFonts w:hint="eastAsia"/>
+          <w:b w:val="0"/>
+          <w:bCs w:val="0"/>
+          <w:sz w:val="24"/>
+          <w:szCs w:val="24"/>
+          <w:lang w:val="en-US" w:eastAsia="zh-CN"/>
+        </w:rPr>
+        <w:t>答：</w:t>
+      </w:r>
+    </w:p>
+    <w:p>
+      <w:pPr>
+        <w:numPr>
+          <w:numId w:val="0"/>
+        </w:numPr>
+        <w:rPr>
+          <w:rFonts w:hint="eastAsia"/>
+          <w:b/>
+          <w:bCs/>
+          <w:sz w:val="28"/>
+          <w:szCs w:val="28"/>
+          <w:lang w:val="en-US" w:eastAsia="zh-CN"/>
+        </w:rPr>
+      </w:pPr>
+      <w:r>
+        <w:rPr>
+          <w:rFonts w:hint="eastAsia"/>
+          <w:b/>
+          <w:bCs/>
+          <w:sz w:val="28"/>
+          <w:szCs w:val="28"/>
+          <w:lang w:val="en-US" w:eastAsia="zh-CN"/>
+        </w:rPr>
+        <w:t>16、</w:t>
+      </w:r>
+    </w:p>
+    <w:p>
+      <w:pPr>
+        <w:numPr>
+          <w:numId w:val="0"/>
+        </w:numPr>
+        <w:rPr>
+          <w:rFonts w:hint="eastAsia"/>
+          <w:b/>
+          <w:bCs/>
+          <w:sz w:val="28"/>
+          <w:szCs w:val="28"/>
+          <w:lang w:val="en-US" w:eastAsia="zh-CN"/>
+        </w:rPr>
+      </w:pPr>
+      <w:r>
+        <w:rPr>
+          <w:rFonts w:hint="eastAsia"/>
+          <w:b w:val="0"/>
+          <w:bCs w:val="0"/>
+          <w:sz w:val="24"/>
+          <w:szCs w:val="24"/>
+          <w:lang w:val="en-US" w:eastAsia="zh-CN"/>
+        </w:rPr>
+        <w:t>答：</w:t>
+      </w:r>
+    </w:p>
+    <w:p>
+      <w:pPr>
+        <w:numPr>
+          <w:numId w:val="0"/>
+        </w:numPr>
+        <w:rPr>
+          <w:rFonts w:hint="eastAsia"/>
+          <w:b/>
+          <w:bCs/>
+          <w:sz w:val="28"/>
+          <w:szCs w:val="28"/>
+          <w:lang w:val="en-US" w:eastAsia="zh-CN"/>
+        </w:rPr>
+      </w:pPr>
+      <w:r>
+        <w:rPr>
+          <w:rFonts w:hint="eastAsia"/>
+          <w:b/>
+          <w:bCs/>
+          <w:sz w:val="28"/>
+          <w:szCs w:val="28"/>
+          <w:lang w:val="en-US" w:eastAsia="zh-CN"/>
+        </w:rPr>
+        <w:t>17、</w:t>
+      </w:r>
+    </w:p>
+    <w:p>
+      <w:pPr>
+        <w:numPr>
+          <w:numId w:val="0"/>
+        </w:numPr>
+        <w:rPr>
+          <w:rFonts w:hint="eastAsia"/>
+          <w:b/>
+          <w:bCs/>
+          <w:sz w:val="28"/>
+          <w:szCs w:val="28"/>
+          <w:lang w:val="en-US" w:eastAsia="zh-CN"/>
+        </w:rPr>
+      </w:pPr>
+      <w:r>
+        <w:rPr>
+          <w:rFonts w:hint="eastAsia"/>
+          <w:b w:val="0"/>
+          <w:bCs w:val="0"/>
+          <w:sz w:val="24"/>
+          <w:szCs w:val="24"/>
+          <w:lang w:val="en-US" w:eastAsia="zh-CN"/>
+        </w:rPr>
+        <w:t>答：</w:t>
+      </w:r>
+    </w:p>
+    <w:p>
+      <w:pPr>
+        <w:numPr>
+          <w:ilvl w:val="0"/>
+          <w:numId w:val="2"/>
+        </w:numPr>
+        <w:rPr>
+          <w:rFonts w:hint="eastAsia"/>
+          <w:b w:val="0"/>
+          <w:bCs w:val="0"/>
+          <w:sz w:val="24"/>
+          <w:szCs w:val="24"/>
+          <w:lang w:val="en-US" w:eastAsia="zh-CN"/>
+        </w:rPr>
+      </w:pPr>
+    </w:p>
+    <w:p>
+      <w:pPr>
+        <w:numPr>
+          <w:numId w:val="0"/>
+        </w:numPr>
+        <w:rPr>
+          <w:rFonts w:hint="default"/>
+          <w:b/>
+          <w:bCs/>
+          <w:sz w:val="28"/>
+          <w:szCs w:val="28"/>
+          <w:lang w:val="en-US" w:eastAsia="zh-CN"/>
+        </w:rPr>
+      </w:pPr>
     </w:p>
     <w:sectPr>
       <w:pgSz w:w="11906" w:h="16838"/>
@@ -27,6 +954,41 @@
     </w:sectPr>
   </w:body>
 </w:document>
+</file>
+
+<file path=word/numbering.xml><?xml version="1.0" encoding="utf-8"?>
+<w:numbering xmlns:wpc="http://schemas.microsoft.com/office/word/2010/wordprocessingCanvas" xmlns:mc="http://schemas.openxmlformats.org/markup-compatibility/2006" xmlns:o="urn:schemas-microsoft-com:office:office" xmlns:r="http://schemas.openxmlformats.org/officeDocument/2006/relationships" xmlns:m="http://schemas.openxmlformats.org/officeDocument/2006/math" xmlns:v="urn:schemas-microsoft-com:vml" xmlns:wp14="http://schemas.microsoft.com/office/word/2010/wordprocessingDrawing" xmlns:wp="http://schemas.openxmlformats.org/drawingml/2006/wordprocessingDrawing" xmlns:w10="urn:schemas-microsoft-com:office:word" xmlns:w="http://schemas.openxmlformats.org/wordprocessingml/2006/main" xmlns:w14="http://schemas.microsoft.com/office/word/2010/wordml" xmlns:wpg="http://schemas.microsoft.com/office/word/2010/wordprocessingGroup" xmlns:wpi="http://schemas.microsoft.com/office/word/2010/wordprocessingInk" xmlns:wne="http://schemas.microsoft.com/office/word/2006/wordml" xmlns:wps="http://schemas.microsoft.com/office/word/2010/wordprocessingShape" xmlns:wpsCustomData="http://www.wps.cn/officeDocument/2013/wpsCustomData" mc:Ignorable="w14 wp14">
+  <w:abstractNum w:abstractNumId="0">
+    <w:nsid w:val="B7291436"/>
+    <w:multiLevelType w:val="singleLevel"/>
+    <w:tmpl w:val="B7291436"/>
+    <w:lvl w:ilvl="0" w:tentative="0">
+      <w:start w:val="18"/>
+      <w:numFmt w:val="decimal"/>
+      <w:suff w:val="nothing"/>
+      <w:lvlText w:val="%1、"/>
+      <w:lvlJc w:val="left"/>
+    </w:lvl>
+  </w:abstractNum>
+  <w:abstractNum w:abstractNumId="1">
+    <w:nsid w:val="C6CF8FA8"/>
+    <w:multiLevelType w:val="singleLevel"/>
+    <w:tmpl w:val="C6CF8FA8"/>
+    <w:lvl w:ilvl="0" w:tentative="0">
+      <w:start w:val="1"/>
+      <w:numFmt w:val="decimal"/>
+      <w:suff w:val="nothing"/>
+      <w:lvlText w:val="%1、"/>
+      <w:lvlJc w:val="left"/>
+    </w:lvl>
+  </w:abstractNum>
+  <w:num w:numId="1">
+    <w:abstractNumId w:val="1"/>
+  </w:num>
+  <w:num w:numId="2">
+    <w:abstractNumId w:val="0"/>
+  </w:num>
+</w:numbering>
 </file>
 
 <file path=word/styles.xml><?xml version="1.0" encoding="utf-8"?>

--- a/关于python与agent学习概念.docx
+++ b/关于python与agent学习概念.docx
@@ -55,6 +55,7 @@
     <w:p>
       <w:pPr>
         <w:numPr>
+          <w:ilvl w:val="0"/>
           <w:numId w:val="0"/>
         </w:numPr>
         <w:rPr>
@@ -109,6 +110,7 @@
     <w:p>
       <w:pPr>
         <w:numPr>
+          <w:ilvl w:val="0"/>
           <w:numId w:val="0"/>
         </w:numPr>
         <w:ind w:leftChars="0"/>
@@ -136,6 +138,7 @@
     <w:p>
       <w:pPr>
         <w:numPr>
+          <w:ilvl w:val="0"/>
           <w:numId w:val="0"/>
         </w:numPr>
         <w:rPr>
@@ -162,6 +165,7 @@
     <w:p>
       <w:pPr>
         <w:numPr>
+          <w:ilvl w:val="0"/>
           <w:numId w:val="0"/>
         </w:numPr>
         <w:rPr>
@@ -188,6 +192,7 @@
     <w:p>
       <w:pPr>
         <w:numPr>
+          <w:ilvl w:val="0"/>
           <w:numId w:val="0"/>
         </w:numPr>
         <w:rPr>
@@ -214,6 +219,7 @@
     <w:p>
       <w:pPr>
         <w:numPr>
+          <w:ilvl w:val="0"/>
           <w:numId w:val="0"/>
         </w:numPr>
         <w:rPr>
@@ -236,150 +242,502 @@
         </w:rPr>
         <w:t>答：and、or、not</w:t>
       </w:r>
+    </w:p>
+    <w:p>
+      <w:pPr>
+        <w:numPr>
+          <w:ilvl w:val="0"/>
+          <w:numId w:val="0"/>
+        </w:numPr>
+        <w:rPr>
+          <w:rFonts w:hint="default"/>
+          <w:b/>
+          <w:bCs/>
+          <w:sz w:val="28"/>
+          <w:szCs w:val="28"/>
+          <w:lang w:val="en-US" w:eastAsia="zh-CN"/>
+        </w:rPr>
+      </w:pPr>
+      <w:r>
+        <w:rPr>
+          <w:rFonts w:hint="eastAsia"/>
+          <w:b/>
+          <w:bCs/>
+          <w:sz w:val="28"/>
+          <w:szCs w:val="28"/>
+          <w:lang w:val="en-US" w:eastAsia="zh-CN"/>
+        </w:rPr>
+        <w:t>5、break和continue关键字的区别是？</w:t>
+      </w:r>
+    </w:p>
+    <w:p>
+      <w:pPr>
+        <w:numPr>
+          <w:ilvl w:val="0"/>
+          <w:numId w:val="0"/>
+        </w:numPr>
+        <w:rPr>
+          <w:rFonts w:hint="default"/>
+          <w:b/>
+          <w:bCs/>
+          <w:sz w:val="28"/>
+          <w:szCs w:val="28"/>
+          <w:lang w:val="en-US" w:eastAsia="zh-CN"/>
+        </w:rPr>
+      </w:pPr>
+      <w:r>
+        <w:rPr>
+          <w:rFonts w:hint="eastAsia"/>
+          <w:b w:val="0"/>
+          <w:bCs w:val="0"/>
+          <w:sz w:val="24"/>
+          <w:szCs w:val="24"/>
+          <w:lang w:val="en-US" w:eastAsia="zh-CN"/>
+        </w:rPr>
+        <w:t>答：break、continue只能在循环里，break是直接跳出循环、continue中断这个循环，直接进入下一个循环</w:t>
+      </w:r>
+    </w:p>
+    <w:p>
+      <w:pPr>
+        <w:numPr>
+          <w:ilvl w:val="0"/>
+          <w:numId w:val="0"/>
+        </w:numPr>
+        <w:rPr>
+          <w:rFonts w:hint="default"/>
+          <w:b/>
+          <w:bCs/>
+          <w:sz w:val="28"/>
+          <w:szCs w:val="28"/>
+          <w:lang w:val="en-US" w:eastAsia="zh-CN"/>
+        </w:rPr>
+      </w:pPr>
+      <w:r>
+        <w:rPr>
+          <w:rFonts w:hint="eastAsia"/>
+          <w:b/>
+          <w:bCs/>
+          <w:sz w:val="28"/>
+          <w:szCs w:val="28"/>
+          <w:lang w:val="en-US" w:eastAsia="zh-CN"/>
+        </w:rPr>
+        <w:t>6、数据容器有？</w:t>
+      </w:r>
+    </w:p>
+    <w:p>
+      <w:pPr>
+        <w:numPr>
+          <w:ilvl w:val="0"/>
+          <w:numId w:val="0"/>
+        </w:numPr>
+        <w:rPr>
+          <w:rFonts w:hint="default"/>
+          <w:b/>
+          <w:bCs/>
+          <w:sz w:val="28"/>
+          <w:szCs w:val="28"/>
+          <w:lang w:val="en-US" w:eastAsia="zh-CN"/>
+        </w:rPr>
+      </w:pPr>
+      <w:r>
+        <w:rPr>
+          <w:rFonts w:hint="eastAsia"/>
+          <w:b w:val="0"/>
+          <w:bCs w:val="0"/>
+          <w:sz w:val="24"/>
+          <w:szCs w:val="24"/>
+          <w:lang w:val="en-US" w:eastAsia="zh-CN"/>
+        </w:rPr>
+        <w:t>答：列表(list)、字符串(str)、元组(tuple)、集合(set)、字典(dict)</w:t>
+      </w:r>
+    </w:p>
+    <w:p>
+      <w:pPr>
+        <w:numPr>
+          <w:ilvl w:val="0"/>
+          <w:numId w:val="0"/>
+        </w:numPr>
+        <w:rPr>
+          <w:rFonts w:hint="default"/>
+          <w:b/>
+          <w:bCs/>
+          <w:sz w:val="28"/>
+          <w:szCs w:val="28"/>
+          <w:lang w:val="en-US" w:eastAsia="zh-CN"/>
+        </w:rPr>
+      </w:pPr>
+      <w:r>
+        <w:rPr>
+          <w:rFonts w:hint="eastAsia"/>
+          <w:b/>
+          <w:bCs/>
+          <w:sz w:val="28"/>
+          <w:szCs w:val="28"/>
+          <w:lang w:val="en-US" w:eastAsia="zh-CN"/>
+        </w:rPr>
+        <w:t>7、不定长参数的分类？</w:t>
+      </w:r>
+    </w:p>
+    <w:p>
+      <w:pPr>
+        <w:numPr>
+          <w:ilvl w:val="0"/>
+          <w:numId w:val="0"/>
+        </w:numPr>
+        <w:rPr>
+          <w:rFonts w:hint="default"/>
+          <w:b/>
+          <w:bCs/>
+          <w:sz w:val="28"/>
+          <w:szCs w:val="28"/>
+          <w:lang w:val="en-US" w:eastAsia="zh-CN"/>
+        </w:rPr>
+      </w:pPr>
+      <w:r>
+        <w:rPr>
+          <w:rFonts w:hint="eastAsia"/>
+          <w:b w:val="0"/>
+          <w:bCs w:val="0"/>
+          <w:sz w:val="24"/>
+          <w:szCs w:val="24"/>
+          <w:lang w:val="en-US" w:eastAsia="zh-CN"/>
+        </w:rPr>
+        <w:t>答：*a: 不定长位置参数，函数调用时，通过它传递多个参数到一个元组中。**b：不定长关键字参数，函数调用时，通过它传递多给参数封装一个字典</w:t>
+      </w:r>
+    </w:p>
+    <w:p>
+      <w:pPr>
+        <w:numPr>
+          <w:ilvl w:val="0"/>
+          <w:numId w:val="0"/>
+        </w:numPr>
+        <w:rPr>
+          <w:rFonts w:hint="default"/>
+          <w:b/>
+          <w:bCs/>
+          <w:sz w:val="28"/>
+          <w:szCs w:val="28"/>
+          <w:lang w:val="en-US" w:eastAsia="zh-CN"/>
+        </w:rPr>
+      </w:pPr>
+      <w:r>
+        <w:rPr>
+          <w:rFonts w:hint="eastAsia"/>
+          <w:b/>
+          <w:bCs/>
+          <w:sz w:val="28"/>
+          <w:szCs w:val="28"/>
+          <w:lang w:val="en-US" w:eastAsia="zh-CN"/>
+        </w:rPr>
+        <w:t>8、魔法方法是什么</w:t>
+      </w:r>
+    </w:p>
+    <w:p>
+      <w:pPr>
+        <w:numPr>
+          <w:ilvl w:val="0"/>
+          <w:numId w:val="0"/>
+        </w:numPr>
+        <w:rPr>
+          <w:rFonts w:hint="default"/>
+          <w:b/>
+          <w:bCs/>
+          <w:sz w:val="28"/>
+          <w:szCs w:val="28"/>
+          <w:lang w:val="en-US" w:eastAsia="zh-CN"/>
+        </w:rPr>
+      </w:pPr>
+      <w:r>
+        <w:rPr>
+          <w:rFonts w:hint="eastAsia"/>
+          <w:b w:val="0"/>
+          <w:bCs w:val="0"/>
+          <w:sz w:val="24"/>
+          <w:szCs w:val="24"/>
+          <w:lang w:val="en-US" w:eastAsia="zh-CN"/>
+        </w:rPr>
+        <w:t>答：python提供的一种特殊方法，无需手动调用，会在合适时自动调用</w:t>
+      </w:r>
+    </w:p>
+    <w:p>
+      <w:pPr>
+        <w:numPr>
+          <w:ilvl w:val="0"/>
+          <w:numId w:val="0"/>
+        </w:numPr>
+        <w:rPr>
+          <w:rFonts w:hint="default"/>
+          <w:b/>
+          <w:bCs/>
+          <w:sz w:val="28"/>
+          <w:szCs w:val="28"/>
+          <w:lang w:val="en-US" w:eastAsia="zh-CN"/>
+        </w:rPr>
+      </w:pPr>
+      <w:r>
+        <w:rPr>
+          <w:rFonts w:hint="eastAsia"/>
+          <w:b/>
+          <w:bCs/>
+          <w:sz w:val="28"/>
+          <w:szCs w:val="28"/>
+          <w:lang w:val="en-US" w:eastAsia="zh-CN"/>
+        </w:rPr>
+        <w:t>9、requests库的作用是什么？</w:t>
+      </w:r>
+    </w:p>
+    <w:p>
+      <w:pPr>
+        <w:numPr>
+          <w:ilvl w:val="0"/>
+          <w:numId w:val="0"/>
+        </w:numPr>
+        <w:rPr>
+          <w:rFonts w:hint="default"/>
+          <w:b/>
+          <w:bCs/>
+          <w:sz w:val="28"/>
+          <w:szCs w:val="28"/>
+          <w:lang w:val="en-US" w:eastAsia="zh-CN"/>
+        </w:rPr>
+      </w:pPr>
+      <w:r>
+        <w:rPr>
+          <w:rFonts w:hint="eastAsia"/>
+          <w:b w:val="0"/>
+          <w:bCs w:val="0"/>
+          <w:sz w:val="24"/>
+          <w:szCs w:val="24"/>
+          <w:lang w:val="en-US" w:eastAsia="zh-CN"/>
+        </w:rPr>
+        <w:t>答：让python代码发送HTTP请求变得简单</w:t>
+      </w:r>
+    </w:p>
+    <w:p>
+      <w:pPr>
+        <w:numPr>
+          <w:ilvl w:val="0"/>
+          <w:numId w:val="0"/>
+        </w:numPr>
+        <w:rPr>
+          <w:rFonts w:hint="default"/>
+          <w:b/>
+          <w:bCs/>
+          <w:sz w:val="28"/>
+          <w:szCs w:val="28"/>
+          <w:lang w:val="en-US" w:eastAsia="zh-CN"/>
+        </w:rPr>
+      </w:pPr>
+      <w:r>
+        <w:rPr>
+          <w:rFonts w:hint="eastAsia"/>
+          <w:b/>
+          <w:bCs/>
+          <w:sz w:val="28"/>
+          <w:szCs w:val="28"/>
+          <w:lang w:val="en-US" w:eastAsia="zh-CN"/>
+        </w:rPr>
+        <w:t>10、简单描述一下什么是封装？</w:t>
+      </w:r>
+    </w:p>
+    <w:p>
+      <w:pPr>
+        <w:numPr>
+          <w:ilvl w:val="0"/>
+          <w:numId w:val="0"/>
+        </w:numPr>
+        <w:rPr>
+          <w:rFonts w:hint="default"/>
+          <w:b/>
+          <w:bCs/>
+          <w:sz w:val="28"/>
+          <w:szCs w:val="28"/>
+          <w:lang w:val="en-US" w:eastAsia="zh-CN"/>
+        </w:rPr>
+      </w:pPr>
+      <w:r>
+        <w:rPr>
+          <w:rFonts w:hint="eastAsia"/>
+          <w:b w:val="0"/>
+          <w:bCs w:val="0"/>
+          <w:sz w:val="24"/>
+          <w:szCs w:val="24"/>
+          <w:lang w:val="en-US" w:eastAsia="zh-CN"/>
+        </w:rPr>
+        <w:t>答：封装就</w:t>
+      </w:r>
       <w:bookmarkStart w:id="0" w:name="_GoBack"/>
+      <w:r>
+        <w:rPr>
+          <w:rFonts w:hint="eastAsia"/>
+          <w:b w:val="0"/>
+          <w:bCs w:val="0"/>
+          <w:sz w:val="24"/>
+          <w:szCs w:val="24"/>
+          <w:lang w:val="en-US" w:eastAsia="zh-CN"/>
+        </w:rPr>
+        <w:t>是</w:t>
+      </w:r>
       <w:bookmarkEnd w:id="0"/>
-    </w:p>
-    <w:p>
-      <w:pPr>
-        <w:numPr>
-          <w:numId w:val="0"/>
-        </w:numPr>
-        <w:rPr>
-          <w:rFonts w:hint="default"/>
-          <w:b/>
-          <w:bCs/>
-          <w:sz w:val="28"/>
-          <w:szCs w:val="28"/>
-          <w:lang w:val="en-US" w:eastAsia="zh-CN"/>
-        </w:rPr>
-      </w:pPr>
-      <w:r>
-        <w:rPr>
-          <w:rFonts w:hint="eastAsia"/>
-          <w:b/>
-          <w:bCs/>
-          <w:sz w:val="28"/>
-          <w:szCs w:val="28"/>
-          <w:lang w:val="en-US" w:eastAsia="zh-CN"/>
-        </w:rPr>
-        <w:t>5、break和continue关键字的区别是？</w:t>
-      </w:r>
-    </w:p>
-    <w:p>
-      <w:pPr>
-        <w:numPr>
-          <w:numId w:val="0"/>
-        </w:numPr>
-        <w:rPr>
-          <w:rFonts w:hint="default"/>
-          <w:b/>
-          <w:bCs/>
-          <w:sz w:val="28"/>
-          <w:szCs w:val="28"/>
-          <w:lang w:val="en-US" w:eastAsia="zh-CN"/>
-        </w:rPr>
-      </w:pPr>
-      <w:r>
-        <w:rPr>
-          <w:rFonts w:hint="eastAsia"/>
-          <w:b w:val="0"/>
-          <w:bCs w:val="0"/>
-          <w:sz w:val="24"/>
-          <w:szCs w:val="24"/>
-          <w:lang w:val="en-US" w:eastAsia="zh-CN"/>
-        </w:rPr>
-        <w:t>答：break、continue只能在循环里，break是直接跳出循环、continue中断这个循环，直接进入下一个循环</w:t>
-      </w:r>
-    </w:p>
-    <w:p>
-      <w:pPr>
-        <w:numPr>
-          <w:numId w:val="0"/>
-        </w:numPr>
-        <w:rPr>
-          <w:rFonts w:hint="default"/>
-          <w:b/>
-          <w:bCs/>
-          <w:sz w:val="28"/>
-          <w:szCs w:val="28"/>
-          <w:lang w:val="en-US" w:eastAsia="zh-CN"/>
-        </w:rPr>
-      </w:pPr>
-      <w:r>
-        <w:rPr>
-          <w:rFonts w:hint="eastAsia"/>
-          <w:b/>
-          <w:bCs/>
-          <w:sz w:val="28"/>
-          <w:szCs w:val="28"/>
-          <w:lang w:val="en-US" w:eastAsia="zh-CN"/>
-        </w:rPr>
-        <w:t>6、数据容器有？</w:t>
-      </w:r>
-    </w:p>
-    <w:p>
-      <w:pPr>
-        <w:numPr>
-          <w:numId w:val="0"/>
-        </w:numPr>
-        <w:rPr>
-          <w:rFonts w:hint="default"/>
-          <w:b/>
-          <w:bCs/>
-          <w:sz w:val="28"/>
-          <w:szCs w:val="28"/>
-          <w:lang w:val="en-US" w:eastAsia="zh-CN"/>
-        </w:rPr>
-      </w:pPr>
-      <w:r>
-        <w:rPr>
-          <w:rFonts w:hint="eastAsia"/>
-          <w:b w:val="0"/>
-          <w:bCs w:val="0"/>
-          <w:sz w:val="24"/>
-          <w:szCs w:val="24"/>
-          <w:lang w:val="en-US" w:eastAsia="zh-CN"/>
-        </w:rPr>
-        <w:t>答：列表(list)、字符串(str)、元组(tuple)、集合(set)、字典(dict)</w:t>
-      </w:r>
-    </w:p>
-    <w:p>
-      <w:pPr>
-        <w:numPr>
-          <w:numId w:val="0"/>
-        </w:numPr>
-        <w:rPr>
-          <w:rFonts w:hint="eastAsia"/>
-          <w:b/>
-          <w:bCs/>
-          <w:sz w:val="28"/>
-          <w:szCs w:val="28"/>
-          <w:lang w:val="en-US" w:eastAsia="zh-CN"/>
-        </w:rPr>
-      </w:pPr>
-      <w:r>
-        <w:rPr>
-          <w:rFonts w:hint="eastAsia"/>
-          <w:b/>
-          <w:bCs/>
-          <w:sz w:val="28"/>
-          <w:szCs w:val="28"/>
-          <w:lang w:val="en-US" w:eastAsia="zh-CN"/>
-        </w:rPr>
-        <w:t>7、</w:t>
-      </w:r>
-    </w:p>
-    <w:p>
-      <w:pPr>
-        <w:numPr>
-          <w:numId w:val="0"/>
-        </w:numPr>
-        <w:rPr>
-          <w:rFonts w:hint="eastAsia"/>
-          <w:b/>
-          <w:bCs/>
-          <w:sz w:val="28"/>
-          <w:szCs w:val="28"/>
+      <w:r>
+        <w:rPr>
+          <w:rFonts w:hint="eastAsia"/>
+          <w:b w:val="0"/>
+          <w:bCs w:val="0"/>
+          <w:sz w:val="24"/>
+          <w:szCs w:val="24"/>
+          <w:lang w:val="en-US" w:eastAsia="zh-CN"/>
+        </w:rPr>
+        <w:t>将数据及操作数据方法捆绑在一起，形成一个独立的类</w:t>
+      </w:r>
+    </w:p>
+    <w:p>
+      <w:pPr>
+        <w:numPr>
+          <w:ilvl w:val="0"/>
+          <w:numId w:val="0"/>
+        </w:numPr>
+        <w:rPr>
+          <w:rFonts w:hint="default"/>
+          <w:b/>
+          <w:bCs/>
+          <w:sz w:val="28"/>
+          <w:szCs w:val="28"/>
+          <w:lang w:val="en-US" w:eastAsia="zh-CN"/>
+        </w:rPr>
+      </w:pPr>
+      <w:r>
+        <w:rPr>
+          <w:rFonts w:hint="eastAsia"/>
+          <w:b/>
+          <w:bCs/>
+          <w:sz w:val="28"/>
+          <w:szCs w:val="28"/>
+          <w:lang w:val="en-US" w:eastAsia="zh-CN"/>
+        </w:rPr>
+        <w:t>11、方法重写是什么？</w:t>
+      </w:r>
+    </w:p>
+    <w:p>
+      <w:pPr>
+        <w:numPr>
+          <w:ilvl w:val="0"/>
+          <w:numId w:val="0"/>
+        </w:numPr>
+        <w:rPr>
+          <w:rFonts w:hint="default"/>
+          <w:b/>
+          <w:bCs/>
+          <w:sz w:val="28"/>
+          <w:szCs w:val="28"/>
+          <w:lang w:val="en-US" w:eastAsia="zh-CN"/>
+        </w:rPr>
+      </w:pPr>
+      <w:r>
+        <w:rPr>
+          <w:rFonts w:hint="eastAsia"/>
+          <w:b w:val="0"/>
+          <w:bCs w:val="0"/>
+          <w:sz w:val="24"/>
+          <w:szCs w:val="24"/>
+          <w:lang w:val="en-US" w:eastAsia="zh-CN"/>
+        </w:rPr>
+        <w:t>答：在继承体系里不能满足需求时，可以在子类定义一个与父类同名的方法</w:t>
+      </w:r>
+    </w:p>
+    <w:p>
+      <w:pPr>
+        <w:numPr>
+          <w:ilvl w:val="0"/>
+          <w:numId w:val="0"/>
+        </w:numPr>
+        <w:rPr>
+          <w:rFonts w:hint="default"/>
+          <w:b/>
+          <w:bCs/>
+          <w:sz w:val="28"/>
+          <w:szCs w:val="28"/>
+          <w:lang w:val="en-US" w:eastAsia="zh-CN"/>
+        </w:rPr>
+      </w:pPr>
+      <w:r>
+        <w:rPr>
+          <w:rFonts w:hint="eastAsia"/>
+          <w:b/>
+          <w:bCs/>
+          <w:sz w:val="28"/>
+          <w:szCs w:val="28"/>
+          <w:lang w:val="en-US" w:eastAsia="zh-CN"/>
+        </w:rPr>
+        <w:t>12、什么是多态？</w:t>
+      </w:r>
+    </w:p>
+    <w:p>
+      <w:pPr>
+        <w:numPr>
+          <w:ilvl w:val="0"/>
+          <w:numId w:val="0"/>
+        </w:numPr>
+        <w:rPr>
+          <w:rFonts w:hint="default"/>
+          <w:b/>
+          <w:bCs/>
+          <w:sz w:val="28"/>
+          <w:szCs w:val="28"/>
+          <w:lang w:val="en-US" w:eastAsia="zh-CN"/>
+        </w:rPr>
+      </w:pPr>
+      <w:r>
+        <w:rPr>
+          <w:rFonts w:hint="eastAsia"/>
+          <w:b w:val="0"/>
+          <w:bCs w:val="0"/>
+          <w:sz w:val="24"/>
+          <w:szCs w:val="24"/>
+          <w:lang w:val="en-US" w:eastAsia="zh-CN"/>
+        </w:rPr>
+        <w:t>答：指同一个方法，具有的不同表现形态</w:t>
+      </w:r>
+    </w:p>
+    <w:p>
+      <w:pPr>
+        <w:numPr>
+          <w:ilvl w:val="0"/>
+          <w:numId w:val="0"/>
+        </w:numPr>
+        <w:rPr>
+          <w:rFonts w:hint="eastAsia"/>
+          <w:b/>
+          <w:bCs/>
+          <w:sz w:val="28"/>
+          <w:szCs w:val="28"/>
+          <w:lang w:val="en-US" w:eastAsia="zh-CN"/>
+        </w:rPr>
+      </w:pPr>
+      <w:r>
+        <w:rPr>
+          <w:rFonts w:hint="eastAsia"/>
+          <w:b/>
+          <w:bCs/>
+          <w:sz w:val="28"/>
+          <w:szCs w:val="28"/>
+          <w:lang w:val="en-US" w:eastAsia="zh-CN"/>
+        </w:rPr>
+        <w:t>13、</w:t>
+      </w:r>
+    </w:p>
+    <w:p>
+      <w:pPr>
+        <w:numPr>
+          <w:ilvl w:val="0"/>
+          <w:numId w:val="0"/>
+        </w:numPr>
+        <w:rPr>
+          <w:rFonts w:hint="eastAsia"/>
+          <w:b w:val="0"/>
+          <w:bCs w:val="0"/>
+          <w:sz w:val="24"/>
+          <w:szCs w:val="24"/>
           <w:lang w:val="en-US" w:eastAsia="zh-CN"/>
         </w:rPr>
       </w:pPr>
@@ -398,32 +756,34 @@
     <w:p>
       <w:pPr>
         <w:numPr>
-          <w:numId w:val="0"/>
-        </w:numPr>
-        <w:rPr>
-          <w:rFonts w:hint="eastAsia"/>
-          <w:b/>
-          <w:bCs/>
-          <w:sz w:val="28"/>
-          <w:szCs w:val="28"/>
-          <w:lang w:val="en-US" w:eastAsia="zh-CN"/>
-        </w:rPr>
-      </w:pPr>
-      <w:r>
-        <w:rPr>
-          <w:rFonts w:hint="eastAsia"/>
-          <w:b/>
-          <w:bCs/>
-          <w:sz w:val="28"/>
-          <w:szCs w:val="28"/>
-          <w:lang w:val="en-US" w:eastAsia="zh-CN"/>
-        </w:rPr>
-        <w:t>8、</w:t>
-      </w:r>
-    </w:p>
-    <w:p>
-      <w:pPr>
-        <w:numPr>
+          <w:ilvl w:val="0"/>
+          <w:numId w:val="0"/>
+        </w:numPr>
+        <w:rPr>
+          <w:rFonts w:hint="eastAsia"/>
+          <w:b/>
+          <w:bCs/>
+          <w:sz w:val="28"/>
+          <w:szCs w:val="28"/>
+          <w:lang w:val="en-US" w:eastAsia="zh-CN"/>
+        </w:rPr>
+      </w:pPr>
+      <w:r>
+        <w:rPr>
+          <w:rFonts w:hint="eastAsia"/>
+          <w:b/>
+          <w:bCs/>
+          <w:sz w:val="28"/>
+          <w:szCs w:val="28"/>
+          <w:lang w:val="en-US" w:eastAsia="zh-CN"/>
+        </w:rPr>
+        <w:t>14、</w:t>
+      </w:r>
+    </w:p>
+    <w:p>
+      <w:pPr>
+        <w:numPr>
+          <w:ilvl w:val="0"/>
           <w:numId w:val="0"/>
         </w:numPr>
         <w:rPr>
@@ -450,32 +810,34 @@
     <w:p>
       <w:pPr>
         <w:numPr>
-          <w:numId w:val="0"/>
-        </w:numPr>
-        <w:rPr>
-          <w:rFonts w:hint="eastAsia"/>
-          <w:b/>
-          <w:bCs/>
-          <w:sz w:val="28"/>
-          <w:szCs w:val="28"/>
-          <w:lang w:val="en-US" w:eastAsia="zh-CN"/>
-        </w:rPr>
-      </w:pPr>
-      <w:r>
-        <w:rPr>
-          <w:rFonts w:hint="eastAsia"/>
-          <w:b/>
-          <w:bCs/>
-          <w:sz w:val="28"/>
-          <w:szCs w:val="28"/>
-          <w:lang w:val="en-US" w:eastAsia="zh-CN"/>
-        </w:rPr>
-        <w:t>9、</w:t>
-      </w:r>
-    </w:p>
-    <w:p>
-      <w:pPr>
-        <w:numPr>
+          <w:ilvl w:val="0"/>
+          <w:numId w:val="0"/>
+        </w:numPr>
+        <w:rPr>
+          <w:rFonts w:hint="eastAsia"/>
+          <w:b/>
+          <w:bCs/>
+          <w:sz w:val="28"/>
+          <w:szCs w:val="28"/>
+          <w:lang w:val="en-US" w:eastAsia="zh-CN"/>
+        </w:rPr>
+      </w:pPr>
+      <w:r>
+        <w:rPr>
+          <w:rFonts w:hint="eastAsia"/>
+          <w:b/>
+          <w:bCs/>
+          <w:sz w:val="28"/>
+          <w:szCs w:val="28"/>
+          <w:lang w:val="en-US" w:eastAsia="zh-CN"/>
+        </w:rPr>
+        <w:t>15、</w:t>
+      </w:r>
+    </w:p>
+    <w:p>
+      <w:pPr>
+        <w:numPr>
+          <w:ilvl w:val="0"/>
           <w:numId w:val="0"/>
         </w:numPr>
         <w:rPr>
@@ -502,32 +864,34 @@
     <w:p>
       <w:pPr>
         <w:numPr>
-          <w:numId w:val="0"/>
-        </w:numPr>
-        <w:rPr>
-          <w:rFonts w:hint="eastAsia"/>
-          <w:b/>
-          <w:bCs/>
-          <w:sz w:val="28"/>
-          <w:szCs w:val="28"/>
-          <w:lang w:val="en-US" w:eastAsia="zh-CN"/>
-        </w:rPr>
-      </w:pPr>
-      <w:r>
-        <w:rPr>
-          <w:rFonts w:hint="eastAsia"/>
-          <w:b/>
-          <w:bCs/>
-          <w:sz w:val="28"/>
-          <w:szCs w:val="28"/>
-          <w:lang w:val="en-US" w:eastAsia="zh-CN"/>
-        </w:rPr>
-        <w:t>10、</w:t>
-      </w:r>
-    </w:p>
-    <w:p>
-      <w:pPr>
-        <w:numPr>
+          <w:ilvl w:val="0"/>
+          <w:numId w:val="0"/>
+        </w:numPr>
+        <w:rPr>
+          <w:rFonts w:hint="eastAsia"/>
+          <w:b/>
+          <w:bCs/>
+          <w:sz w:val="28"/>
+          <w:szCs w:val="28"/>
+          <w:lang w:val="en-US" w:eastAsia="zh-CN"/>
+        </w:rPr>
+      </w:pPr>
+      <w:r>
+        <w:rPr>
+          <w:rFonts w:hint="eastAsia"/>
+          <w:b/>
+          <w:bCs/>
+          <w:sz w:val="28"/>
+          <w:szCs w:val="28"/>
+          <w:lang w:val="en-US" w:eastAsia="zh-CN"/>
+        </w:rPr>
+        <w:t>16、</w:t>
+      </w:r>
+    </w:p>
+    <w:p>
+      <w:pPr>
+        <w:numPr>
+          <w:ilvl w:val="0"/>
           <w:numId w:val="0"/>
         </w:numPr>
         <w:rPr>
@@ -554,32 +918,34 @@
     <w:p>
       <w:pPr>
         <w:numPr>
-          <w:numId w:val="0"/>
-        </w:numPr>
-        <w:rPr>
-          <w:rFonts w:hint="eastAsia"/>
-          <w:b/>
-          <w:bCs/>
-          <w:sz w:val="28"/>
-          <w:szCs w:val="28"/>
-          <w:lang w:val="en-US" w:eastAsia="zh-CN"/>
-        </w:rPr>
-      </w:pPr>
-      <w:r>
-        <w:rPr>
-          <w:rFonts w:hint="eastAsia"/>
-          <w:b/>
-          <w:bCs/>
-          <w:sz w:val="28"/>
-          <w:szCs w:val="28"/>
-          <w:lang w:val="en-US" w:eastAsia="zh-CN"/>
-        </w:rPr>
-        <w:t>11、</w:t>
-      </w:r>
-    </w:p>
-    <w:p>
-      <w:pPr>
-        <w:numPr>
+          <w:ilvl w:val="0"/>
+          <w:numId w:val="0"/>
+        </w:numPr>
+        <w:rPr>
+          <w:rFonts w:hint="eastAsia"/>
+          <w:b/>
+          <w:bCs/>
+          <w:sz w:val="28"/>
+          <w:szCs w:val="28"/>
+          <w:lang w:val="en-US" w:eastAsia="zh-CN"/>
+        </w:rPr>
+      </w:pPr>
+      <w:r>
+        <w:rPr>
+          <w:rFonts w:hint="eastAsia"/>
+          <w:b/>
+          <w:bCs/>
+          <w:sz w:val="28"/>
+          <w:szCs w:val="28"/>
+          <w:lang w:val="en-US" w:eastAsia="zh-CN"/>
+        </w:rPr>
+        <w:t>17、</w:t>
+      </w:r>
+    </w:p>
+    <w:p>
+      <w:pPr>
+        <w:numPr>
+          <w:ilvl w:val="0"/>
           <w:numId w:val="0"/>
         </w:numPr>
         <w:rPr>
@@ -606,318 +972,6 @@
     <w:p>
       <w:pPr>
         <w:numPr>
-          <w:numId w:val="0"/>
-        </w:numPr>
-        <w:rPr>
-          <w:rFonts w:hint="eastAsia"/>
-          <w:b/>
-          <w:bCs/>
-          <w:sz w:val="28"/>
-          <w:szCs w:val="28"/>
-          <w:lang w:val="en-US" w:eastAsia="zh-CN"/>
-        </w:rPr>
-      </w:pPr>
-      <w:r>
-        <w:rPr>
-          <w:rFonts w:hint="eastAsia"/>
-          <w:b/>
-          <w:bCs/>
-          <w:sz w:val="28"/>
-          <w:szCs w:val="28"/>
-          <w:lang w:val="en-US" w:eastAsia="zh-CN"/>
-        </w:rPr>
-        <w:t>12、</w:t>
-      </w:r>
-    </w:p>
-    <w:p>
-      <w:pPr>
-        <w:numPr>
-          <w:numId w:val="0"/>
-        </w:numPr>
-        <w:rPr>
-          <w:rFonts w:hint="eastAsia"/>
-          <w:b/>
-          <w:bCs/>
-          <w:sz w:val="28"/>
-          <w:szCs w:val="28"/>
-          <w:lang w:val="en-US" w:eastAsia="zh-CN"/>
-        </w:rPr>
-      </w:pPr>
-      <w:r>
-        <w:rPr>
-          <w:rFonts w:hint="eastAsia"/>
-          <w:b w:val="0"/>
-          <w:bCs w:val="0"/>
-          <w:sz w:val="24"/>
-          <w:szCs w:val="24"/>
-          <w:lang w:val="en-US" w:eastAsia="zh-CN"/>
-        </w:rPr>
-        <w:t>答：</w:t>
-      </w:r>
-    </w:p>
-    <w:p>
-      <w:pPr>
-        <w:numPr>
-          <w:numId w:val="0"/>
-        </w:numPr>
-        <w:rPr>
-          <w:rFonts w:hint="eastAsia"/>
-          <w:b/>
-          <w:bCs/>
-          <w:sz w:val="28"/>
-          <w:szCs w:val="28"/>
-          <w:lang w:val="en-US" w:eastAsia="zh-CN"/>
-        </w:rPr>
-      </w:pPr>
-      <w:r>
-        <w:rPr>
-          <w:rFonts w:hint="eastAsia"/>
-          <w:b/>
-          <w:bCs/>
-          <w:sz w:val="28"/>
-          <w:szCs w:val="28"/>
-          <w:lang w:val="en-US" w:eastAsia="zh-CN"/>
-        </w:rPr>
-        <w:t>13、</w:t>
-      </w:r>
-    </w:p>
-    <w:p>
-      <w:pPr>
-        <w:numPr>
-          <w:numId w:val="0"/>
-        </w:numPr>
-        <w:rPr>
-          <w:rFonts w:hint="eastAsia"/>
-          <w:b w:val="0"/>
-          <w:bCs w:val="0"/>
-          <w:sz w:val="24"/>
-          <w:szCs w:val="24"/>
-          <w:lang w:val="en-US" w:eastAsia="zh-CN"/>
-        </w:rPr>
-      </w:pPr>
-      <w:r>
-        <w:rPr>
-          <w:rFonts w:hint="eastAsia"/>
-          <w:b w:val="0"/>
-          <w:bCs w:val="0"/>
-          <w:sz w:val="24"/>
-          <w:szCs w:val="24"/>
-          <w:lang w:val="en-US" w:eastAsia="zh-CN"/>
-        </w:rPr>
-        <w:t>答：</w:t>
-      </w:r>
-    </w:p>
-    <w:p>
-      <w:pPr>
-        <w:numPr>
-          <w:numId w:val="0"/>
-        </w:numPr>
-        <w:rPr>
-          <w:rFonts w:hint="eastAsia"/>
-          <w:b/>
-          <w:bCs/>
-          <w:sz w:val="28"/>
-          <w:szCs w:val="28"/>
-          <w:lang w:val="en-US" w:eastAsia="zh-CN"/>
-        </w:rPr>
-      </w:pPr>
-      <w:r>
-        <w:rPr>
-          <w:rFonts w:hint="eastAsia"/>
-          <w:b/>
-          <w:bCs/>
-          <w:sz w:val="28"/>
-          <w:szCs w:val="28"/>
-          <w:lang w:val="en-US" w:eastAsia="zh-CN"/>
-        </w:rPr>
-        <w:t>14、</w:t>
-      </w:r>
-    </w:p>
-    <w:p>
-      <w:pPr>
-        <w:numPr>
-          <w:numId w:val="0"/>
-        </w:numPr>
-        <w:rPr>
-          <w:rFonts w:hint="eastAsia"/>
-          <w:b/>
-          <w:bCs/>
-          <w:sz w:val="28"/>
-          <w:szCs w:val="28"/>
-          <w:lang w:val="en-US" w:eastAsia="zh-CN"/>
-        </w:rPr>
-      </w:pPr>
-      <w:r>
-        <w:rPr>
-          <w:rFonts w:hint="eastAsia"/>
-          <w:b w:val="0"/>
-          <w:bCs w:val="0"/>
-          <w:sz w:val="24"/>
-          <w:szCs w:val="24"/>
-          <w:lang w:val="en-US" w:eastAsia="zh-CN"/>
-        </w:rPr>
-        <w:t>答：</w:t>
-      </w:r>
-    </w:p>
-    <w:p>
-      <w:pPr>
-        <w:numPr>
-          <w:numId w:val="0"/>
-        </w:numPr>
-        <w:rPr>
-          <w:rFonts w:hint="eastAsia"/>
-          <w:b/>
-          <w:bCs/>
-          <w:sz w:val="28"/>
-          <w:szCs w:val="28"/>
-          <w:lang w:val="en-US" w:eastAsia="zh-CN"/>
-        </w:rPr>
-      </w:pPr>
-      <w:r>
-        <w:rPr>
-          <w:rFonts w:hint="eastAsia"/>
-          <w:b/>
-          <w:bCs/>
-          <w:sz w:val="28"/>
-          <w:szCs w:val="28"/>
-          <w:lang w:val="en-US" w:eastAsia="zh-CN"/>
-        </w:rPr>
-        <w:t>15、</w:t>
-      </w:r>
-    </w:p>
-    <w:p>
-      <w:pPr>
-        <w:numPr>
-          <w:numId w:val="0"/>
-        </w:numPr>
-        <w:rPr>
-          <w:rFonts w:hint="eastAsia"/>
-          <w:b/>
-          <w:bCs/>
-          <w:sz w:val="28"/>
-          <w:szCs w:val="28"/>
-          <w:lang w:val="en-US" w:eastAsia="zh-CN"/>
-        </w:rPr>
-      </w:pPr>
-      <w:r>
-        <w:rPr>
-          <w:rFonts w:hint="eastAsia"/>
-          <w:b w:val="0"/>
-          <w:bCs w:val="0"/>
-          <w:sz w:val="24"/>
-          <w:szCs w:val="24"/>
-          <w:lang w:val="en-US" w:eastAsia="zh-CN"/>
-        </w:rPr>
-        <w:t>答：</w:t>
-      </w:r>
-    </w:p>
-    <w:p>
-      <w:pPr>
-        <w:numPr>
-          <w:numId w:val="0"/>
-        </w:numPr>
-        <w:rPr>
-          <w:rFonts w:hint="eastAsia"/>
-          <w:b/>
-          <w:bCs/>
-          <w:sz w:val="28"/>
-          <w:szCs w:val="28"/>
-          <w:lang w:val="en-US" w:eastAsia="zh-CN"/>
-        </w:rPr>
-      </w:pPr>
-      <w:r>
-        <w:rPr>
-          <w:rFonts w:hint="eastAsia"/>
-          <w:b/>
-          <w:bCs/>
-          <w:sz w:val="28"/>
-          <w:szCs w:val="28"/>
-          <w:lang w:val="en-US" w:eastAsia="zh-CN"/>
-        </w:rPr>
-        <w:t>16、</w:t>
-      </w:r>
-    </w:p>
-    <w:p>
-      <w:pPr>
-        <w:numPr>
-          <w:numId w:val="0"/>
-        </w:numPr>
-        <w:rPr>
-          <w:rFonts w:hint="eastAsia"/>
-          <w:b/>
-          <w:bCs/>
-          <w:sz w:val="28"/>
-          <w:szCs w:val="28"/>
-          <w:lang w:val="en-US" w:eastAsia="zh-CN"/>
-        </w:rPr>
-      </w:pPr>
-      <w:r>
-        <w:rPr>
-          <w:rFonts w:hint="eastAsia"/>
-          <w:b w:val="0"/>
-          <w:bCs w:val="0"/>
-          <w:sz w:val="24"/>
-          <w:szCs w:val="24"/>
-          <w:lang w:val="en-US" w:eastAsia="zh-CN"/>
-        </w:rPr>
-        <w:t>答：</w:t>
-      </w:r>
-    </w:p>
-    <w:p>
-      <w:pPr>
-        <w:numPr>
-          <w:numId w:val="0"/>
-        </w:numPr>
-        <w:rPr>
-          <w:rFonts w:hint="eastAsia"/>
-          <w:b/>
-          <w:bCs/>
-          <w:sz w:val="28"/>
-          <w:szCs w:val="28"/>
-          <w:lang w:val="en-US" w:eastAsia="zh-CN"/>
-        </w:rPr>
-      </w:pPr>
-      <w:r>
-        <w:rPr>
-          <w:rFonts w:hint="eastAsia"/>
-          <w:b/>
-          <w:bCs/>
-          <w:sz w:val="28"/>
-          <w:szCs w:val="28"/>
-          <w:lang w:val="en-US" w:eastAsia="zh-CN"/>
-        </w:rPr>
-        <w:t>17、</w:t>
-      </w:r>
-    </w:p>
-    <w:p>
-      <w:pPr>
-        <w:numPr>
-          <w:numId w:val="0"/>
-        </w:numPr>
-        <w:rPr>
-          <w:rFonts w:hint="eastAsia"/>
-          <w:b/>
-          <w:bCs/>
-          <w:sz w:val="28"/>
-          <w:szCs w:val="28"/>
-          <w:lang w:val="en-US" w:eastAsia="zh-CN"/>
-        </w:rPr>
-      </w:pPr>
-      <w:r>
-        <w:rPr>
-          <w:rFonts w:hint="eastAsia"/>
-          <w:b w:val="0"/>
-          <w:bCs w:val="0"/>
-          <w:sz w:val="24"/>
-          <w:szCs w:val="24"/>
-          <w:lang w:val="en-US" w:eastAsia="zh-CN"/>
-        </w:rPr>
-        <w:t>答：</w:t>
-      </w:r>
-    </w:p>
-    <w:p>
-      <w:pPr>
-        <w:numPr>
           <w:ilvl w:val="0"/>
           <w:numId w:val="2"/>
         </w:numPr>
@@ -934,6 +988,7 @@
     <w:p>
       <w:pPr>
         <w:numPr>
+          <w:ilvl w:val="0"/>
           <w:numId w:val="0"/>
         </w:numPr>
         <w:rPr>

--- a/关于python与agent学习概念.docx
+++ b/关于python与agent学习概念.docx
@@ -564,247 +564,344 @@
           <w:szCs w:val="24"/>
           <w:lang w:val="en-US" w:eastAsia="zh-CN"/>
         </w:rPr>
-        <w:t>答：封装就</w:t>
+        <w:t>答：封装就是将数据及操作数据方法捆绑在一起，形成一个独立的类</w:t>
+      </w:r>
+    </w:p>
+    <w:p>
+      <w:pPr>
+        <w:numPr>
+          <w:ilvl w:val="0"/>
+          <w:numId w:val="0"/>
+        </w:numPr>
+        <w:rPr>
+          <w:rFonts w:hint="default"/>
+          <w:b/>
+          <w:bCs/>
+          <w:sz w:val="28"/>
+          <w:szCs w:val="28"/>
+          <w:lang w:val="en-US" w:eastAsia="zh-CN"/>
+        </w:rPr>
+      </w:pPr>
+      <w:r>
+        <w:rPr>
+          <w:rFonts w:hint="eastAsia"/>
+          <w:b/>
+          <w:bCs/>
+          <w:sz w:val="28"/>
+          <w:szCs w:val="28"/>
+          <w:lang w:val="en-US" w:eastAsia="zh-CN"/>
+        </w:rPr>
+        <w:t>11、方法重写是什么？</w:t>
+      </w:r>
+    </w:p>
+    <w:p>
+      <w:pPr>
+        <w:numPr>
+          <w:ilvl w:val="0"/>
+          <w:numId w:val="0"/>
+        </w:numPr>
+        <w:rPr>
+          <w:rFonts w:hint="default"/>
+          <w:b/>
+          <w:bCs/>
+          <w:sz w:val="28"/>
+          <w:szCs w:val="28"/>
+          <w:lang w:val="en-US" w:eastAsia="zh-CN"/>
+        </w:rPr>
+      </w:pPr>
+      <w:r>
+        <w:rPr>
+          <w:rFonts w:hint="eastAsia"/>
+          <w:b w:val="0"/>
+          <w:bCs w:val="0"/>
+          <w:sz w:val="24"/>
+          <w:szCs w:val="24"/>
+          <w:lang w:val="en-US" w:eastAsia="zh-CN"/>
+        </w:rPr>
+        <w:t>答：在继承体系里不能满足需求时，可以在子类定义一个与父类同名的方法</w:t>
+      </w:r>
+    </w:p>
+    <w:p>
+      <w:pPr>
+        <w:numPr>
+          <w:ilvl w:val="0"/>
+          <w:numId w:val="0"/>
+        </w:numPr>
+        <w:rPr>
+          <w:rFonts w:hint="default"/>
+          <w:b/>
+          <w:bCs/>
+          <w:sz w:val="28"/>
+          <w:szCs w:val="28"/>
+          <w:lang w:val="en-US" w:eastAsia="zh-CN"/>
+        </w:rPr>
+      </w:pPr>
+      <w:r>
+        <w:rPr>
+          <w:rFonts w:hint="eastAsia"/>
+          <w:b/>
+          <w:bCs/>
+          <w:sz w:val="28"/>
+          <w:szCs w:val="28"/>
+          <w:lang w:val="en-US" w:eastAsia="zh-CN"/>
+        </w:rPr>
+        <w:t>12、什么是多态？</w:t>
+      </w:r>
+    </w:p>
+    <w:p>
+      <w:pPr>
+        <w:numPr>
+          <w:ilvl w:val="0"/>
+          <w:numId w:val="0"/>
+        </w:numPr>
+        <w:rPr>
+          <w:rFonts w:hint="eastAsia"/>
+          <w:b w:val="0"/>
+          <w:bCs w:val="0"/>
+          <w:sz w:val="24"/>
+          <w:szCs w:val="24"/>
+          <w:lang w:val="en-US" w:eastAsia="zh-CN"/>
+        </w:rPr>
+      </w:pPr>
+      <w:r>
+        <w:rPr>
+          <w:rFonts w:hint="eastAsia"/>
+          <w:b w:val="0"/>
+          <w:bCs w:val="0"/>
+          <w:sz w:val="24"/>
+          <w:szCs w:val="24"/>
+          <w:lang w:val="en-US" w:eastAsia="zh-CN"/>
+        </w:rPr>
+        <w:t>答：指同一个方法，具有的不同表现形态</w:t>
+      </w:r>
+    </w:p>
+    <w:p>
+      <w:pPr>
+        <w:numPr>
+          <w:ilvl w:val="0"/>
+          <w:numId w:val="0"/>
+        </w:numPr>
+        <w:rPr>
+          <w:rFonts w:hint="eastAsia"/>
+          <w:b w:val="0"/>
+          <w:bCs w:val="0"/>
+          <w:sz w:val="24"/>
+          <w:szCs w:val="24"/>
+          <w:lang w:val="en-US" w:eastAsia="zh-CN"/>
+        </w:rPr>
+      </w:pPr>
+    </w:p>
+    <w:p>
+      <w:pPr>
+        <w:numPr>
+          <w:numId w:val="0"/>
+        </w:numPr>
+        <w:rPr>
+          <w:rFonts w:hint="default"/>
+          <w:b w:val="0"/>
+          <w:bCs w:val="0"/>
+          <w:sz w:val="24"/>
+          <w:szCs w:val="24"/>
+          <w:lang w:val="en-US" w:eastAsia="zh-CN"/>
+        </w:rPr>
+      </w:pPr>
+      <w:r>
+        <w:rPr>
+          <w:rFonts w:hint="eastAsia"/>
+          <w:b/>
+          <w:bCs/>
+          <w:sz w:val="28"/>
+          <w:szCs w:val="28"/>
+          <w:lang w:val="en-US" w:eastAsia="zh-CN"/>
+        </w:rPr>
+        <w:t>13、</w:t>
+      </w:r>
+      <w:r>
+        <w:rPr>
+          <w:rFonts w:hint="default"/>
+          <w:b/>
+          <w:bCs/>
+          <w:sz w:val="28"/>
+          <w:szCs w:val="28"/>
+          <w:lang w:val="en-US" w:eastAsia="zh-CN"/>
+        </w:rPr>
+        <w:t>LangChain 把「模型调用」抽象成统一的接口，我只需要提供一个模型客户端和三个参数，就能用同一套代码调用不同的大模型。</w:t>
+      </w:r>
+      <w:r>
+        <w:rPr>
+          <w:rFonts w:hint="default"/>
+          <w:b w:val="0"/>
+          <w:bCs w:val="0"/>
+          <w:sz w:val="24"/>
+          <w:szCs w:val="24"/>
+          <w:lang w:val="en-US" w:eastAsia="zh-CN"/>
+        </w:rPr>
+        <w:t xml:space="preserve">                                         1. 准备三要素 —— 调用任何线上模型，本质上就三个信息：base_url（API 地址）、model_name（模型名）、api_key（密钥）。   </w:t>
+      </w:r>
+    </w:p>
+    <w:p>
+      <w:pPr>
+        <w:numPr>
+          <w:numId w:val="0"/>
+        </w:numPr>
+        <w:ind w:left="120" w:leftChars="0"/>
+        <w:rPr>
+          <w:rFonts w:hint="default"/>
+          <w:b w:val="0"/>
+          <w:bCs w:val="0"/>
+          <w:sz w:val="24"/>
+          <w:szCs w:val="24"/>
+          <w:lang w:val="en-US" w:eastAsia="zh-CN"/>
+        </w:rPr>
+      </w:pPr>
+      <w:r>
+        <w:rPr>
+          <w:rFonts w:hint="default"/>
+          <w:b w:val="0"/>
+          <w:bCs w:val="0"/>
+          <w:sz w:val="24"/>
+          <w:szCs w:val="24"/>
+          <w:lang w:val="en-US" w:eastAsia="zh-CN"/>
+        </w:rPr>
+        <w:t>2. 实例化模型 —— 用 ChatDeepSeek（或对应的模型类）传入这三个参数，</w:t>
+      </w:r>
+    </w:p>
+    <w:p>
+      <w:pPr>
+        <w:numPr>
+          <w:ilvl w:val="0"/>
+          <w:numId w:val="0"/>
+        </w:numPr>
+        <w:rPr>
+          <w:rFonts w:hint="default"/>
+          <w:b w:val="0"/>
+          <w:bCs w:val="0"/>
+          <w:sz w:val="24"/>
+          <w:szCs w:val="24"/>
+          <w:lang w:val="en-US" w:eastAsia="zh-CN"/>
+        </w:rPr>
+      </w:pPr>
+      <w:r>
+        <w:rPr>
+          <w:rFonts w:hint="eastAsia"/>
+          <w:b/>
+          <w:bCs/>
+          <w:sz w:val="28"/>
+          <w:szCs w:val="28"/>
+          <w:lang w:val="en-US" w:eastAsia="zh-CN"/>
+        </w:rPr>
+        <w:t>14、</w:t>
+      </w:r>
+      <w:r>
+        <w:rPr>
+          <w:rFonts w:hint="default"/>
+          <w:b/>
+          <w:bCs/>
+          <w:sz w:val="28"/>
+          <w:szCs w:val="28"/>
+          <w:lang w:val="en-US" w:eastAsia="zh-CN"/>
+        </w:rPr>
+        <w:t>为什么用 LangChain</w:t>
+      </w:r>
+      <w:r>
+        <w:rPr>
+          <w:rFonts w:hint="eastAsia"/>
+          <w:b/>
+          <w:bCs/>
+          <w:sz w:val="28"/>
+          <w:szCs w:val="28"/>
+          <w:lang w:val="en-US" w:eastAsia="zh-CN"/>
+        </w:rPr>
+        <w:t>？</w:t>
+      </w:r>
+    </w:p>
+    <w:p>
+      <w:pPr>
+        <w:numPr>
+          <w:ilvl w:val="0"/>
+          <w:numId w:val="0"/>
+        </w:numPr>
+        <w:rPr>
+          <w:rFonts w:hint="default"/>
+          <w:b w:val="0"/>
+          <w:bCs w:val="0"/>
+          <w:sz w:val="24"/>
+          <w:szCs w:val="24"/>
+          <w:lang w:val="en-US" w:eastAsia="zh-CN"/>
+        </w:rPr>
+      </w:pPr>
+      <w:r>
+        <w:rPr>
+          <w:rFonts w:hint="default"/>
+          <w:b w:val="0"/>
+          <w:bCs w:val="0"/>
+          <w:sz w:val="24"/>
+          <w:szCs w:val="24"/>
+          <w:lang w:val="en-US" w:eastAsia="zh-CN"/>
+        </w:rPr>
+        <w:t xml:space="preserve"> </w:t>
+      </w:r>
+      <w:r>
+        <w:rPr>
+          <w:rFonts w:hint="eastAsia"/>
+          <w:b w:val="0"/>
+          <w:bCs w:val="0"/>
+          <w:sz w:val="24"/>
+          <w:szCs w:val="24"/>
+          <w:lang w:val="en-US" w:eastAsia="zh-CN"/>
+        </w:rPr>
+        <w:t xml:space="preserve">答: </w:t>
+      </w:r>
+      <w:r>
+        <w:rPr>
+          <w:rFonts w:hint="default"/>
+          <w:b w:val="0"/>
+          <w:bCs w:val="0"/>
+          <w:sz w:val="24"/>
+          <w:szCs w:val="24"/>
+          <w:lang w:val="en-US" w:eastAsia="zh-CN"/>
+        </w:rPr>
+        <w:t>它屏蔽了不同厂商 API 的差异。以后想换成 OpenAI、通义千问，只改一个模型类，invoke 的调用方式完全不变；后续还能方便地接 prompt 模板、memory（多轮记忆）、Age</w:t>
       </w:r>
       <w:bookmarkStart w:id="0" w:name="_GoBack"/>
-      <w:r>
-        <w:rPr>
-          <w:rFonts w:hint="eastAsia"/>
-          <w:b w:val="0"/>
-          <w:bCs w:val="0"/>
-          <w:sz w:val="24"/>
-          <w:szCs w:val="24"/>
-          <w:lang w:val="en-US" w:eastAsia="zh-CN"/>
-        </w:rPr>
-        <w:t>是</w:t>
-      </w:r>
       <w:bookmarkEnd w:id="0"/>
       <w:r>
         <w:rPr>
-          <w:rFonts w:hint="eastAsia"/>
-          <w:b w:val="0"/>
-          <w:bCs w:val="0"/>
-          <w:sz w:val="24"/>
-          <w:szCs w:val="24"/>
-          <w:lang w:val="en-US" w:eastAsia="zh-CN"/>
-        </w:rPr>
-        <w:t>将数据及操作数据方法捆绑在一起，形成一个独立的类</w:t>
-      </w:r>
-    </w:p>
-    <w:p>
-      <w:pPr>
-        <w:numPr>
-          <w:ilvl w:val="0"/>
-          <w:numId w:val="0"/>
-        </w:numPr>
-        <w:rPr>
-          <w:rFonts w:hint="default"/>
-          <w:b/>
-          <w:bCs/>
-          <w:sz w:val="28"/>
-          <w:szCs w:val="28"/>
-          <w:lang w:val="en-US" w:eastAsia="zh-CN"/>
-        </w:rPr>
-      </w:pPr>
-      <w:r>
-        <w:rPr>
-          <w:rFonts w:hint="eastAsia"/>
-          <w:b/>
-          <w:bCs/>
-          <w:sz w:val="28"/>
-          <w:szCs w:val="28"/>
-          <w:lang w:val="en-US" w:eastAsia="zh-CN"/>
-        </w:rPr>
-        <w:t>11、方法重写是什么？</w:t>
-      </w:r>
-    </w:p>
-    <w:p>
-      <w:pPr>
-        <w:numPr>
-          <w:ilvl w:val="0"/>
-          <w:numId w:val="0"/>
-        </w:numPr>
-        <w:rPr>
-          <w:rFonts w:hint="default"/>
-          <w:b/>
-          <w:bCs/>
-          <w:sz w:val="28"/>
-          <w:szCs w:val="28"/>
-          <w:lang w:val="en-US" w:eastAsia="zh-CN"/>
-        </w:rPr>
-      </w:pPr>
-      <w:r>
-        <w:rPr>
-          <w:rFonts w:hint="eastAsia"/>
-          <w:b w:val="0"/>
-          <w:bCs w:val="0"/>
-          <w:sz w:val="24"/>
-          <w:szCs w:val="24"/>
-          <w:lang w:val="en-US" w:eastAsia="zh-CN"/>
-        </w:rPr>
-        <w:t>答：在继承体系里不能满足需求时，可以在子类定义一个与父类同名的方法</w:t>
-      </w:r>
-    </w:p>
-    <w:p>
-      <w:pPr>
-        <w:numPr>
-          <w:ilvl w:val="0"/>
-          <w:numId w:val="0"/>
-        </w:numPr>
-        <w:rPr>
-          <w:rFonts w:hint="default"/>
-          <w:b/>
-          <w:bCs/>
-          <w:sz w:val="28"/>
-          <w:szCs w:val="28"/>
-          <w:lang w:val="en-US" w:eastAsia="zh-CN"/>
-        </w:rPr>
-      </w:pPr>
-      <w:r>
-        <w:rPr>
-          <w:rFonts w:hint="eastAsia"/>
-          <w:b/>
-          <w:bCs/>
-          <w:sz w:val="28"/>
-          <w:szCs w:val="28"/>
-          <w:lang w:val="en-US" w:eastAsia="zh-CN"/>
-        </w:rPr>
-        <w:t>12、什么是多态？</w:t>
-      </w:r>
-    </w:p>
-    <w:p>
-      <w:pPr>
-        <w:numPr>
-          <w:ilvl w:val="0"/>
-          <w:numId w:val="0"/>
-        </w:numPr>
-        <w:rPr>
-          <w:rFonts w:hint="default"/>
-          <w:b/>
-          <w:bCs/>
-          <w:sz w:val="28"/>
-          <w:szCs w:val="28"/>
-          <w:lang w:val="en-US" w:eastAsia="zh-CN"/>
-        </w:rPr>
-      </w:pPr>
-      <w:r>
-        <w:rPr>
-          <w:rFonts w:hint="eastAsia"/>
-          <w:b w:val="0"/>
-          <w:bCs w:val="0"/>
-          <w:sz w:val="24"/>
-          <w:szCs w:val="24"/>
-          <w:lang w:val="en-US" w:eastAsia="zh-CN"/>
-        </w:rPr>
-        <w:t>答：指同一个方法，具有的不同表现形态</w:t>
-      </w:r>
-    </w:p>
-    <w:p>
-      <w:pPr>
-        <w:numPr>
-          <w:ilvl w:val="0"/>
-          <w:numId w:val="0"/>
-        </w:numPr>
-        <w:rPr>
-          <w:rFonts w:hint="eastAsia"/>
-          <w:b/>
-          <w:bCs/>
-          <w:sz w:val="28"/>
-          <w:szCs w:val="28"/>
-          <w:lang w:val="en-US" w:eastAsia="zh-CN"/>
-        </w:rPr>
-      </w:pPr>
-      <w:r>
-        <w:rPr>
-          <w:rFonts w:hint="eastAsia"/>
-          <w:b/>
-          <w:bCs/>
-          <w:sz w:val="28"/>
-          <w:szCs w:val="28"/>
-          <w:lang w:val="en-US" w:eastAsia="zh-CN"/>
-        </w:rPr>
-        <w:t>13、</w:t>
-      </w:r>
-    </w:p>
-    <w:p>
-      <w:pPr>
-        <w:numPr>
-          <w:ilvl w:val="0"/>
-          <w:numId w:val="0"/>
-        </w:numPr>
-        <w:rPr>
-          <w:rFonts w:hint="eastAsia"/>
-          <w:b w:val="0"/>
-          <w:bCs w:val="0"/>
-          <w:sz w:val="24"/>
-          <w:szCs w:val="24"/>
-          <w:lang w:val="en-US" w:eastAsia="zh-CN"/>
-        </w:rPr>
-      </w:pPr>
-      <w:r>
-        <w:rPr>
-          <w:rFonts w:hint="eastAsia"/>
-          <w:b w:val="0"/>
-          <w:bCs w:val="0"/>
-          <w:sz w:val="24"/>
-          <w:szCs w:val="24"/>
-          <w:lang w:val="en-US" w:eastAsia="zh-CN"/>
-        </w:rPr>
-        <w:t>答：</w:t>
-      </w:r>
-    </w:p>
-    <w:p>
-      <w:pPr>
-        <w:numPr>
-          <w:ilvl w:val="0"/>
-          <w:numId w:val="0"/>
-        </w:numPr>
-        <w:rPr>
-          <w:rFonts w:hint="eastAsia"/>
-          <w:b/>
-          <w:bCs/>
-          <w:sz w:val="28"/>
-          <w:szCs w:val="28"/>
-          <w:lang w:val="en-US" w:eastAsia="zh-CN"/>
-        </w:rPr>
-      </w:pPr>
-      <w:r>
-        <w:rPr>
-          <w:rFonts w:hint="eastAsia"/>
-          <w:b/>
-          <w:bCs/>
-          <w:sz w:val="28"/>
-          <w:szCs w:val="28"/>
-          <w:lang w:val="en-US" w:eastAsia="zh-CN"/>
-        </w:rPr>
-        <w:t>14、</w:t>
-      </w:r>
-    </w:p>
-    <w:p>
-      <w:pPr>
-        <w:numPr>
-          <w:ilvl w:val="0"/>
-          <w:numId w:val="0"/>
-        </w:numPr>
-        <w:rPr>
-          <w:rFonts w:hint="eastAsia"/>
-          <w:b/>
-          <w:bCs/>
-          <w:sz w:val="28"/>
-          <w:szCs w:val="28"/>
-          <w:lang w:val="en-US" w:eastAsia="zh-CN"/>
-        </w:rPr>
-      </w:pPr>
-      <w:r>
-        <w:rPr>
-          <w:rFonts w:hint="eastAsia"/>
-          <w:b w:val="0"/>
-          <w:bCs w:val="0"/>
-          <w:sz w:val="24"/>
-          <w:szCs w:val="24"/>
-          <w:lang w:val="en-US" w:eastAsia="zh-CN"/>
-        </w:rPr>
-        <w:t>答：</w:t>
+          <w:rFonts w:hint="default"/>
+          <w:b w:val="0"/>
+          <w:bCs w:val="0"/>
+          <w:sz w:val="24"/>
+          <w:szCs w:val="24"/>
+          <w:lang w:val="en-US" w:eastAsia="zh-CN"/>
+        </w:rPr>
+        <w:t>nt</w:t>
+      </w:r>
+    </w:p>
+    <w:p>
+      <w:pPr>
+        <w:numPr>
+          <w:ilvl w:val="0"/>
+          <w:numId w:val="0"/>
+        </w:numPr>
+        <w:rPr>
+          <w:rFonts w:hint="default"/>
+          <w:b w:val="0"/>
+          <w:bCs w:val="0"/>
+          <w:sz w:val="24"/>
+          <w:szCs w:val="24"/>
+          <w:lang w:val="en-US" w:eastAsia="zh-CN"/>
+        </w:rPr>
+      </w:pPr>
+      <w:r>
+        <w:rPr>
+          <w:rFonts w:hint="default"/>
+          <w:b w:val="0"/>
+          <w:bCs w:val="0"/>
+          <w:sz w:val="24"/>
+          <w:szCs w:val="24"/>
+          <w:lang w:val="en-US" w:eastAsia="zh-CN"/>
+        </w:rPr>
+        <w:t xml:space="preserve">  ▎ 工具调用等能力。</w:t>
       </w:r>
     </w:p>
     <w:p>
@@ -1051,7 +1148,7 @@
   <w:docDefaults>
     <w:rPrDefault>
       <w:rPr>
-        <w:rFonts w:asciiTheme="minorHAnsi" w:hAnsiTheme="minorHAnsi" w:eastAsiaTheme="minorEastAsia" w:cstheme="minorBidi"/>
+        <w:rFonts w:ascii="Times New Roman" w:hAnsi="Times New Roman" w:eastAsia="宋体" w:cs="Times New Roman"/>
       </w:rPr>
     </w:rPrDefault>
     <w:pPrDefault/>
@@ -1322,13 +1419,13 @@
       <w:lang w:val="en-US" w:eastAsia="zh-CN" w:bidi="ar-SA"/>
     </w:rPr>
   </w:style>
-  <w:style w:type="character" w:default="1" w:styleId="3">
+  <w:style w:type="character" w:default="1" w:styleId="4">
     <w:name w:val="Default Paragraph Font"/>
     <w:semiHidden/>
     <w:qFormat/>
     <w:uiPriority w:val="0"/>
   </w:style>
-  <w:style w:type="table" w:default="1" w:styleId="2">
+  <w:style w:type="table" w:default="1" w:styleId="3">
     <w:name w:val="Normal Table"/>
     <w:semiHidden/>
     <w:qFormat/>
@@ -1341,6 +1438,39 @@
         <w:right w:w="108" w:type="dxa"/>
       </w:tblCellMar>
     </w:tblPr>
+  </w:style>
+  <w:style w:type="paragraph" w:styleId="2">
+    <w:name w:val="HTML Preformatted"/>
+    <w:basedOn w:val="1"/>
+    <w:uiPriority w:val="0"/>
+    <w:pPr>
+      <w:tabs>
+        <w:tab w:val="left" w:pos="916"/>
+        <w:tab w:val="left" w:pos="1832"/>
+        <w:tab w:val="left" w:pos="2748"/>
+        <w:tab w:val="left" w:pos="3664"/>
+        <w:tab w:val="left" w:pos="4580"/>
+        <w:tab w:val="left" w:pos="5496"/>
+        <w:tab w:val="left" w:pos="6412"/>
+        <w:tab w:val="left" w:pos="7328"/>
+        <w:tab w:val="left" w:pos="8244"/>
+        <w:tab w:val="left" w:pos="9160"/>
+        <w:tab w:val="left" w:pos="10076"/>
+        <w:tab w:val="left" w:pos="10992"/>
+        <w:tab w:val="left" w:pos="11908"/>
+        <w:tab w:val="left" w:pos="12824"/>
+        <w:tab w:val="left" w:pos="13740"/>
+        <w:tab w:val="left" w:pos="14656"/>
+      </w:tabs>
+      <w:jc w:val="left"/>
+    </w:pPr>
+    <w:rPr>
+      <w:rFonts w:hint="eastAsia" w:ascii="宋体" w:hAnsi="宋体" w:eastAsia="宋体" w:cs="宋体"/>
+      <w:kern w:val="0"/>
+      <w:sz w:val="24"/>
+      <w:szCs w:val="24"/>
+      <w:lang w:val="en-US" w:eastAsia="zh-CN" w:bidi="ar"/>
+    </w:rPr>
   </w:style>
 </w:styles>
 </file>

--- a/关于python与agent学习概念.docx
+++ b/关于python与agent学习概念.docx
@@ -402,7 +402,7 @@
           <w:szCs w:val="24"/>
           <w:lang w:val="en-US" w:eastAsia="zh-CN"/>
         </w:rPr>
-        <w:t>答：*a: 不定长位置参数，函数调用时，通过它传递多个参数到一个元组中。**b：不定长关键字参数，函数调用时，通过它传递多给参数封装一个字典</w:t>
+        <w:t>答：*a: 不定长位置参数，函数调用时，通过它传递多个参数到一个元组中。**b：不定长关键字参数，函数调用时，通过它传递多个参数封装一个字典</w:t>
       </w:r>
     </w:p>
     <w:p>
@@ -694,6 +694,7 @@
     <w:p>
       <w:pPr>
         <w:numPr>
+          <w:ilvl w:val="0"/>
           <w:numId w:val="0"/>
         </w:numPr>
         <w:rPr>
@@ -742,6 +743,7 @@
     <w:p>
       <w:pPr>
         <w:numPr>
+          <w:ilvl w:val="0"/>
           <w:numId w:val="0"/>
         </w:numPr>
         <w:ind w:left="120" w:leftChars="0"/>
@@ -861,129 +863,140 @@
           <w:szCs w:val="24"/>
           <w:lang w:val="en-US" w:eastAsia="zh-CN"/>
         </w:rPr>
-        <w:t>它屏蔽了不同厂商 API 的差异。以后想换成 OpenAI、通义千问，只改一个模型类，invoke 的调用方式完全不变；后续还能方便地接 prompt 模板、memory（多轮记忆）、Age</w:t>
+        <w:t>它屏蔽了不同厂商 API 的差异。以后想换成 OpenAI、通义千问，只改一个模型类，invoke 的</w:t>
+      </w:r>
+      <w:r>
+        <w:rPr>
+          <w:rFonts w:hint="eastAsia"/>
+          <w:b w:val="0"/>
+          <w:bCs w:val="0"/>
+          <w:sz w:val="24"/>
+          <w:szCs w:val="24"/>
+          <w:lang w:val="en-US" w:eastAsia="zh-CN"/>
+        </w:rPr>
+        <w:t>而</w:t>
+      </w:r>
+      <w:r>
+        <w:rPr>
+          <w:rFonts w:hint="default"/>
+          <w:b w:val="0"/>
+          <w:bCs w:val="0"/>
+          <w:sz w:val="24"/>
+          <w:szCs w:val="24"/>
+          <w:lang w:val="en-US" w:eastAsia="zh-CN"/>
+        </w:rPr>
+        <w:t>调用方式完全不变；后续还能方便地接 prompt 模板、memory（多轮记忆）、Agent</w:t>
+      </w:r>
+    </w:p>
+    <w:p>
+      <w:pPr>
+        <w:numPr>
+          <w:ilvl w:val="0"/>
+          <w:numId w:val="0"/>
+        </w:numPr>
+        <w:rPr>
+          <w:rFonts w:hint="default"/>
+          <w:b w:val="0"/>
+          <w:bCs w:val="0"/>
+          <w:sz w:val="24"/>
+          <w:szCs w:val="24"/>
+          <w:lang w:val="en-US" w:eastAsia="zh-CN"/>
+        </w:rPr>
+      </w:pPr>
+      <w:r>
+        <w:rPr>
+          <w:rFonts w:hint="default"/>
+          <w:b w:val="0"/>
+          <w:bCs w:val="0"/>
+          <w:sz w:val="24"/>
+          <w:szCs w:val="24"/>
+          <w:lang w:val="en-US" w:eastAsia="zh-CN"/>
+        </w:rPr>
+        <w:t xml:space="preserve">  ▎ 工具调用等能力。</w:t>
+      </w:r>
+    </w:p>
+    <w:p>
+      <w:pPr>
+        <w:numPr>
+          <w:ilvl w:val="0"/>
+          <w:numId w:val="0"/>
+        </w:numPr>
+        <w:rPr>
+          <w:rFonts w:hint="default"/>
+          <w:b/>
+          <w:bCs/>
+          <w:sz w:val="28"/>
+          <w:szCs w:val="28"/>
+          <w:lang w:val="en-US" w:eastAsia="zh-CN"/>
+        </w:rPr>
+      </w:pPr>
+      <w:r>
+        <w:rPr>
+          <w:rFonts w:hint="eastAsia"/>
+          <w:b/>
+          <w:bCs/>
+          <w:sz w:val="28"/>
+          <w:szCs w:val="28"/>
+          <w:lang w:val="en-US" w:eastAsia="zh-CN"/>
+        </w:rPr>
+        <w:t>15、langchain调用对话历史缺点</w:t>
+      </w:r>
+    </w:p>
+    <w:p>
+      <w:pPr>
+        <w:numPr>
+          <w:ilvl w:val="0"/>
+          <w:numId w:val="0"/>
+        </w:numPr>
+        <w:rPr>
+          <w:rFonts w:hint="default"/>
+          <w:b/>
+          <w:bCs/>
+          <w:sz w:val="28"/>
+          <w:szCs w:val="28"/>
+          <w:lang w:val="en-US" w:eastAsia="zh-CN"/>
+        </w:rPr>
+      </w:pPr>
+      <w:r>
+        <w:rPr>
+          <w:rFonts w:hint="eastAsia"/>
+          <w:b w:val="0"/>
+          <w:bCs w:val="0"/>
+          <w:sz w:val="24"/>
+          <w:szCs w:val="24"/>
+          <w:lang w:val="en-US" w:eastAsia="zh-CN"/>
+        </w:rPr>
+        <w:t>答：1、随着对话逐步进行，需要耗费的token越来越多2、长历史对话会导致过去的对话会影响大模型判断和性能</w:t>
+      </w:r>
+    </w:p>
+    <w:p>
+      <w:pPr>
+        <w:numPr>
+          <w:ilvl w:val="0"/>
+          <w:numId w:val="0"/>
+        </w:numPr>
+        <w:rPr>
+          <w:rFonts w:hint="eastAsia"/>
+          <w:b/>
+          <w:bCs/>
+          <w:sz w:val="28"/>
+          <w:szCs w:val="28"/>
+          <w:lang w:val="en-US" w:eastAsia="zh-CN"/>
+        </w:rPr>
+      </w:pPr>
+      <w:r>
+        <w:rPr>
+          <w:rFonts w:hint="eastAsia"/>
+          <w:b/>
+          <w:bCs/>
+          <w:sz w:val="28"/>
+          <w:szCs w:val="28"/>
+          <w:lang w:val="en-US" w:eastAsia="zh-CN"/>
+        </w:rPr>
+        <w:t>16、</w:t>
       </w:r>
       <w:bookmarkStart w:id="0" w:name="_GoBack"/>
       <w:bookmarkEnd w:id="0"/>
-      <w:r>
-        <w:rPr>
-          <w:rFonts w:hint="default"/>
-          <w:b w:val="0"/>
-          <w:bCs w:val="0"/>
-          <w:sz w:val="24"/>
-          <w:szCs w:val="24"/>
-          <w:lang w:val="en-US" w:eastAsia="zh-CN"/>
-        </w:rPr>
-        <w:t>nt</w:t>
-      </w:r>
-    </w:p>
-    <w:p>
-      <w:pPr>
-        <w:numPr>
-          <w:ilvl w:val="0"/>
-          <w:numId w:val="0"/>
-        </w:numPr>
-        <w:rPr>
-          <w:rFonts w:hint="default"/>
-          <w:b w:val="0"/>
-          <w:bCs w:val="0"/>
-          <w:sz w:val="24"/>
-          <w:szCs w:val="24"/>
-          <w:lang w:val="en-US" w:eastAsia="zh-CN"/>
-        </w:rPr>
-      </w:pPr>
-      <w:r>
-        <w:rPr>
-          <w:rFonts w:hint="default"/>
-          <w:b w:val="0"/>
-          <w:bCs w:val="0"/>
-          <w:sz w:val="24"/>
-          <w:szCs w:val="24"/>
-          <w:lang w:val="en-US" w:eastAsia="zh-CN"/>
-        </w:rPr>
-        <w:t xml:space="preserve">  ▎ 工具调用等能力。</w:t>
-      </w:r>
-    </w:p>
-    <w:p>
-      <w:pPr>
-        <w:numPr>
-          <w:ilvl w:val="0"/>
-          <w:numId w:val="0"/>
-        </w:numPr>
-        <w:rPr>
-          <w:rFonts w:hint="eastAsia"/>
-          <w:b/>
-          <w:bCs/>
-          <w:sz w:val="28"/>
-          <w:szCs w:val="28"/>
-          <w:lang w:val="en-US" w:eastAsia="zh-CN"/>
-        </w:rPr>
-      </w:pPr>
-      <w:r>
-        <w:rPr>
-          <w:rFonts w:hint="eastAsia"/>
-          <w:b/>
-          <w:bCs/>
-          <w:sz w:val="28"/>
-          <w:szCs w:val="28"/>
-          <w:lang w:val="en-US" w:eastAsia="zh-CN"/>
-        </w:rPr>
-        <w:t>15、</w:t>
-      </w:r>
-    </w:p>
-    <w:p>
-      <w:pPr>
-        <w:numPr>
-          <w:ilvl w:val="0"/>
-          <w:numId w:val="0"/>
-        </w:numPr>
-        <w:rPr>
-          <w:rFonts w:hint="eastAsia"/>
-          <w:b/>
-          <w:bCs/>
-          <w:sz w:val="28"/>
-          <w:szCs w:val="28"/>
-          <w:lang w:val="en-US" w:eastAsia="zh-CN"/>
-        </w:rPr>
-      </w:pPr>
-      <w:r>
-        <w:rPr>
-          <w:rFonts w:hint="eastAsia"/>
-          <w:b w:val="0"/>
-          <w:bCs w:val="0"/>
-          <w:sz w:val="24"/>
-          <w:szCs w:val="24"/>
-          <w:lang w:val="en-US" w:eastAsia="zh-CN"/>
-        </w:rPr>
-        <w:t>答：</w:t>
-      </w:r>
-    </w:p>
-    <w:p>
-      <w:pPr>
-        <w:numPr>
-          <w:ilvl w:val="0"/>
-          <w:numId w:val="0"/>
-        </w:numPr>
-        <w:rPr>
-          <w:rFonts w:hint="eastAsia"/>
-          <w:b/>
-          <w:bCs/>
-          <w:sz w:val="28"/>
-          <w:szCs w:val="28"/>
-          <w:lang w:val="en-US" w:eastAsia="zh-CN"/>
-        </w:rPr>
-      </w:pPr>
-      <w:r>
-        <w:rPr>
-          <w:rFonts w:hint="eastAsia"/>
-          <w:b/>
-          <w:bCs/>
-          <w:sz w:val="28"/>
-          <w:szCs w:val="28"/>
-          <w:lang w:val="en-US" w:eastAsia="zh-CN"/>
-        </w:rPr>
-        <w:t>16、</w:t>
-      </w:r>
     </w:p>
     <w:p>
       <w:pPr>
@@ -1253,7 +1266,7 @@
     <w:lsdException w:unhideWhenUsed="0" w:uiPriority="0" w:semiHidden="0" w:name="HTML Code"/>
     <w:lsdException w:unhideWhenUsed="0" w:uiPriority="0" w:semiHidden="0" w:name="HTML Definition"/>
     <w:lsdException w:unhideWhenUsed="0" w:uiPriority="0" w:semiHidden="0" w:name="HTML Keyboard"/>
-    <w:lsdException w:unhideWhenUsed="0" w:uiPriority="0" w:semiHidden="0" w:name="HTML Preformatted"/>
+    <w:lsdException w:qFormat="1" w:unhideWhenUsed="0" w:uiPriority="0" w:semiHidden="0" w:name="HTML Preformatted"/>
     <w:lsdException w:unhideWhenUsed="0" w:uiPriority="0" w:semiHidden="0" w:name="HTML Sample"/>
     <w:lsdException w:unhideWhenUsed="0" w:uiPriority="0" w:semiHidden="0" w:name="HTML Typewriter"/>
     <w:lsdException w:unhideWhenUsed="0" w:uiPriority="0" w:semiHidden="0" w:name="HTML Variable"/>
@@ -1442,6 +1455,7 @@
   <w:style w:type="paragraph" w:styleId="2">
     <w:name w:val="HTML Preformatted"/>
     <w:basedOn w:val="1"/>
+    <w:qFormat/>
     <w:uiPriority w:val="0"/>
     <w:pPr>
       <w:tabs>

--- a/关于python与agent学习概念.docx
+++ b/关于python与agent学习概念.docx
@@ -966,64 +966,64 @@
           <w:szCs w:val="24"/>
           <w:lang w:val="en-US" w:eastAsia="zh-CN"/>
         </w:rPr>
-        <w:t>答：1、随着对话逐步进行，需要耗费的token越来越多2、长历史对话会导致过去的对话会影响大模型判断和性能</w:t>
-      </w:r>
-    </w:p>
-    <w:p>
-      <w:pPr>
-        <w:numPr>
-          <w:ilvl w:val="0"/>
-          <w:numId w:val="0"/>
-        </w:numPr>
-        <w:rPr>
-          <w:rFonts w:hint="eastAsia"/>
-          <w:b/>
-          <w:bCs/>
-          <w:sz w:val="28"/>
-          <w:szCs w:val="28"/>
-          <w:lang w:val="en-US" w:eastAsia="zh-CN"/>
-        </w:rPr>
-      </w:pPr>
-      <w:r>
-        <w:rPr>
-          <w:rFonts w:hint="eastAsia"/>
-          <w:b/>
-          <w:bCs/>
-          <w:sz w:val="28"/>
-          <w:szCs w:val="28"/>
-          <w:lang w:val="en-US" w:eastAsia="zh-CN"/>
-        </w:rPr>
-        <w:t>16、</w:t>
+        <w:t>答：1、随着对话逐步进行，需要耗费的token越来越多2、长历史对话会导致过去的对话会影响大模型判断和性能 解决方法：只保留最近N轮对话</w:t>
+      </w:r>
+    </w:p>
+    <w:p>
+      <w:pPr>
+        <w:numPr>
+          <w:ilvl w:val="0"/>
+          <w:numId w:val="0"/>
+        </w:numPr>
+        <w:rPr>
+          <w:rFonts w:hint="default"/>
+          <w:b/>
+          <w:bCs/>
+          <w:sz w:val="28"/>
+          <w:szCs w:val="28"/>
+          <w:lang w:val="en-US" w:eastAsia="zh-CN"/>
+        </w:rPr>
+      </w:pPr>
+      <w:r>
+        <w:rPr>
+          <w:rFonts w:hint="eastAsia"/>
+          <w:b/>
+          <w:bCs/>
+          <w:sz w:val="28"/>
+          <w:szCs w:val="28"/>
+          <w:lang w:val="en-US" w:eastAsia="zh-CN"/>
+        </w:rPr>
+        <w:t>16、什么是prompt？</w:t>
+      </w:r>
+    </w:p>
+    <w:p>
+      <w:pPr>
+        <w:numPr>
+          <w:ilvl w:val="0"/>
+          <w:numId w:val="0"/>
+        </w:numPr>
+        <w:rPr>
+          <w:rFonts w:hint="default"/>
+          <w:b/>
+          <w:bCs/>
+          <w:sz w:val="28"/>
+          <w:szCs w:val="28"/>
+          <w:lang w:val="en-US" w:eastAsia="zh-CN"/>
+        </w:rPr>
+      </w:pPr>
+      <w:r>
+        <w:rPr>
+          <w:rFonts w:hint="eastAsia"/>
+          <w:b w:val="0"/>
+          <w:bCs w:val="0"/>
+          <w:sz w:val="24"/>
+          <w:szCs w:val="24"/>
+          <w:lang w:val="en-US" w:eastAsia="zh-CN"/>
+        </w:rPr>
+        <w:t>答：prompt是提示词工程，它使用了多个语言技巧赋予大模型对应的角色属性以及场景值，以让大模型输出比较预期的结果为目的产生，通常不是与提示词数量挂钩。</w:t>
       </w:r>
       <w:bookmarkStart w:id="0" w:name="_GoBack"/>
       <w:bookmarkEnd w:id="0"/>
-    </w:p>
-    <w:p>
-      <w:pPr>
-        <w:numPr>
-          <w:ilvl w:val="0"/>
-          <w:numId w:val="0"/>
-        </w:numPr>
-        <w:rPr>
-          <w:rFonts w:hint="eastAsia"/>
-          <w:b/>
-          <w:bCs/>
-          <w:sz w:val="28"/>
-          <w:szCs w:val="28"/>
-          <w:lang w:val="en-US" w:eastAsia="zh-CN"/>
-        </w:rPr>
-      </w:pPr>
-      <w:r>
-        <w:rPr>
-          <w:rFonts w:hint="eastAsia"/>
-          <w:b w:val="0"/>
-          <w:bCs w:val="0"/>
-          <w:sz w:val="24"/>
-          <w:szCs w:val="24"/>
-          <w:lang w:val="en-US" w:eastAsia="zh-CN"/>
-        </w:rPr>
-        <w:t>答：</w:t>
-      </w:r>
     </w:p>
     <w:p>
       <w:pPr>

--- a/关于python与agent学习概念.docx
+++ b/关于python与agent学习概念.docx
@@ -1022,6 +1022,183 @@
         </w:rPr>
         <w:t>答：prompt是提示词工程，它使用了多个语言技巧赋予大模型对应的角色属性以及场景值，以让大模型输出比较预期的结果为目的产生，通常不是与提示词数量挂钩。</w:t>
       </w:r>
+    </w:p>
+    <w:p>
+      <w:pPr>
+        <w:numPr>
+          <w:ilvl w:val="0"/>
+          <w:numId w:val="0"/>
+        </w:numPr>
+        <w:rPr>
+          <w:rFonts w:hint="default"/>
+          <w:b/>
+          <w:bCs/>
+          <w:sz w:val="28"/>
+          <w:szCs w:val="28"/>
+          <w:lang w:val="en-US" w:eastAsia="zh-CN"/>
+        </w:rPr>
+      </w:pPr>
+      <w:r>
+        <w:rPr>
+          <w:rFonts w:hint="eastAsia"/>
+          <w:b/>
+          <w:bCs/>
+          <w:sz w:val="28"/>
+          <w:szCs w:val="28"/>
+          <w:lang w:val="en-US" w:eastAsia="zh-CN"/>
+        </w:rPr>
+        <w:t>17、pandas是什么？</w:t>
+      </w:r>
+    </w:p>
+    <w:p>
+      <w:pPr>
+        <w:numPr>
+          <w:ilvl w:val="0"/>
+          <w:numId w:val="0"/>
+        </w:numPr>
+        <w:rPr>
+          <w:rFonts w:hint="default"/>
+          <w:b/>
+          <w:bCs/>
+          <w:sz w:val="28"/>
+          <w:szCs w:val="28"/>
+          <w:lang w:val="en-US" w:eastAsia="zh-CN"/>
+        </w:rPr>
+      </w:pPr>
+      <w:r>
+        <w:rPr>
+          <w:rFonts w:hint="eastAsia"/>
+          <w:b w:val="0"/>
+          <w:bCs w:val="0"/>
+          <w:sz w:val="24"/>
+          <w:szCs w:val="24"/>
+          <w:lang w:val="en-US" w:eastAsia="zh-CN"/>
+        </w:rPr>
+        <w:t>答：pandas是一款快速、强大、灵活易于使用的开源数据分析与操作工具，构建在python编程语言里。</w:t>
+      </w:r>
+    </w:p>
+    <w:p>
+      <w:pPr>
+        <w:numPr>
+          <w:ilvl w:val="0"/>
+          <w:numId w:val="2"/>
+        </w:numPr>
+        <w:rPr>
+          <w:rFonts w:hint="default"/>
+          <w:b/>
+          <w:bCs/>
+          <w:sz w:val="28"/>
+          <w:szCs w:val="28"/>
+          <w:lang w:val="en-US" w:eastAsia="zh-CN"/>
+        </w:rPr>
+      </w:pPr>
+      <w:r>
+        <w:rPr>
+          <w:rFonts w:hint="eastAsia"/>
+          <w:b/>
+          <w:bCs/>
+          <w:sz w:val="28"/>
+          <w:szCs w:val="28"/>
+          <w:lang w:val="en-US" w:eastAsia="zh-CN"/>
+        </w:rPr>
+        <w:t>matplotlib是什么？</w:t>
+      </w:r>
+    </w:p>
+    <w:p>
+      <w:pPr>
+        <w:numPr>
+          <w:ilvl w:val="0"/>
+          <w:numId w:val="0"/>
+        </w:numPr>
+        <w:rPr>
+          <w:rFonts w:hint="default"/>
+          <w:b/>
+          <w:bCs/>
+          <w:sz w:val="24"/>
+          <w:szCs w:val="24"/>
+          <w:lang w:val="en-US" w:eastAsia="zh-CN"/>
+        </w:rPr>
+      </w:pPr>
+      <w:r>
+        <w:rPr>
+          <w:rFonts w:hint="eastAsia"/>
+          <w:b/>
+          <w:bCs/>
+          <w:sz w:val="24"/>
+          <w:szCs w:val="24"/>
+          <w:lang w:val="en-US" w:eastAsia="zh-CN"/>
+        </w:rPr>
+        <w:t>答：一个功能强的数据可视化开源Python图形绘画库，可以做静态、动态、交互的图表</w:t>
+      </w:r>
+    </w:p>
+    <w:p>
+      <w:pPr>
+        <w:numPr>
+          <w:ilvl w:val="0"/>
+          <w:numId w:val="2"/>
+        </w:numPr>
+        <w:rPr>
+          <w:rFonts w:hint="default"/>
+          <w:b/>
+          <w:bCs/>
+          <w:sz w:val="28"/>
+          <w:szCs w:val="28"/>
+          <w:lang w:val="en-US" w:eastAsia="zh-CN"/>
+        </w:rPr>
+      </w:pPr>
+      <w:r>
+        <w:rPr>
+          <w:rFonts w:hint="eastAsia"/>
+          <w:b/>
+          <w:bCs/>
+          <w:sz w:val="28"/>
+          <w:szCs w:val="28"/>
+          <w:lang w:val="en-US" w:eastAsia="zh-CN"/>
+        </w:rPr>
+        <w:t>Agent的核心组件</w:t>
+      </w:r>
+    </w:p>
+    <w:p>
+      <w:pPr>
+        <w:numPr>
+          <w:numId w:val="0"/>
+        </w:numPr>
+        <w:rPr>
+          <w:rFonts w:hint="default"/>
+          <w:b/>
+          <w:bCs/>
+          <w:sz w:val="24"/>
+          <w:szCs w:val="24"/>
+          <w:lang w:val="en-US" w:eastAsia="zh-CN"/>
+        </w:rPr>
+      </w:pPr>
+      <w:r>
+        <w:rPr>
+          <w:rFonts w:hint="eastAsia"/>
+          <w:b/>
+          <w:bCs/>
+          <w:sz w:val="24"/>
+          <w:szCs w:val="24"/>
+          <w:lang w:val="en-US" w:eastAsia="zh-CN"/>
+        </w:rPr>
+        <w:t>答：记忆、工具(重要)、行动、规划决策。</w:t>
+      </w:r>
+    </w:p>
+    <w:p>
+      <w:pPr>
+        <w:numPr>
+          <w:ilvl w:val="0"/>
+          <w:numId w:val="2"/>
+        </w:numPr>
+        <w:rPr>
+          <w:rFonts w:hint="default"/>
+          <w:b/>
+          <w:bCs/>
+          <w:sz w:val="28"/>
+          <w:szCs w:val="28"/>
+          <w:lang w:val="en-US" w:eastAsia="zh-CN"/>
+        </w:rPr>
+      </w:pPr>
       <w:bookmarkStart w:id="0" w:name="_GoBack"/>
       <w:bookmarkEnd w:id="0"/>
     </w:p>
@@ -1030,60 +1207,6 @@
         <w:numPr>
           <w:ilvl w:val="0"/>
           <w:numId w:val="0"/>
-        </w:numPr>
-        <w:rPr>
-          <w:rFonts w:hint="eastAsia"/>
-          <w:b/>
-          <w:bCs/>
-          <w:sz w:val="28"/>
-          <w:szCs w:val="28"/>
-          <w:lang w:val="en-US" w:eastAsia="zh-CN"/>
-        </w:rPr>
-      </w:pPr>
-      <w:r>
-        <w:rPr>
-          <w:rFonts w:hint="eastAsia"/>
-          <w:b/>
-          <w:bCs/>
-          <w:sz w:val="28"/>
-          <w:szCs w:val="28"/>
-          <w:lang w:val="en-US" w:eastAsia="zh-CN"/>
-        </w:rPr>
-        <w:t>17、</w:t>
-      </w:r>
-    </w:p>
-    <w:p>
-      <w:pPr>
-        <w:numPr>
-          <w:ilvl w:val="0"/>
-          <w:numId w:val="0"/>
-        </w:numPr>
-        <w:rPr>
-          <w:rFonts w:hint="eastAsia"/>
-          <w:b/>
-          <w:bCs/>
-          <w:sz w:val="28"/>
-          <w:szCs w:val="28"/>
-          <w:lang w:val="en-US" w:eastAsia="zh-CN"/>
-        </w:rPr>
-      </w:pPr>
-      <w:r>
-        <w:rPr>
-          <w:rFonts w:hint="eastAsia"/>
-          <w:b w:val="0"/>
-          <w:bCs w:val="0"/>
-          <w:sz w:val="24"/>
-          <w:szCs w:val="24"/>
-          <w:lang w:val="en-US" w:eastAsia="zh-CN"/>
-        </w:rPr>
-        <w:t>答：</w:t>
-      </w:r>
-    </w:p>
-    <w:p>
-      <w:pPr>
-        <w:numPr>
-          <w:ilvl w:val="0"/>
-          <w:numId w:val="2"/>
         </w:numPr>
         <w:rPr>
           <w:rFonts w:hint="eastAsia"/>
@@ -1124,9 +1247,9 @@
 <file path=word/numbering.xml><?xml version="1.0" encoding="utf-8"?>
 <w:numbering xmlns:wpc="http://schemas.microsoft.com/office/word/2010/wordprocessingCanvas" xmlns:mc="http://schemas.openxmlformats.org/markup-compatibility/2006" xmlns:o="urn:schemas-microsoft-com:office:office" xmlns:r="http://schemas.openxmlformats.org/officeDocument/2006/relationships" xmlns:m="http://schemas.openxmlformats.org/officeDocument/2006/math" xmlns:v="urn:schemas-microsoft-com:vml" xmlns:wp14="http://schemas.microsoft.com/office/word/2010/wordprocessingDrawing" xmlns:wp="http://schemas.openxmlformats.org/drawingml/2006/wordprocessingDrawing" xmlns:w10="urn:schemas-microsoft-com:office:word" xmlns:w="http://schemas.openxmlformats.org/wordprocessingml/2006/main" xmlns:w14="http://schemas.microsoft.com/office/word/2010/wordml" xmlns:wpg="http://schemas.microsoft.com/office/word/2010/wordprocessingGroup" xmlns:wpi="http://schemas.microsoft.com/office/word/2010/wordprocessingInk" xmlns:wne="http://schemas.microsoft.com/office/word/2006/wordml" xmlns:wps="http://schemas.microsoft.com/office/word/2010/wordprocessingShape" xmlns:wpsCustomData="http://www.wps.cn/officeDocument/2013/wpsCustomData" mc:Ignorable="w14 wp14">
   <w:abstractNum w:abstractNumId="0">
-    <w:nsid w:val="B7291436"/>
+    <w:nsid w:val="8FFB66E9"/>
     <w:multiLevelType w:val="singleLevel"/>
-    <w:tmpl w:val="B7291436"/>
+    <w:tmpl w:val="8FFB66E9"/>
     <w:lvl w:ilvl="0" w:tentative="0">
       <w:start w:val="18"/>
       <w:numFmt w:val="decimal"/>
